--- a/java Best practices- design , class names .docx
+++ b/java Best practices- design , class names .docx
@@ -5,86 +5,39 @@
     <w:p>
       <w:pPr>
         <w:pStyle w:val="Heading2"/>
-        <w:rPr>
-          <w:lang w:val="en-US"/>
-        </w:rPr>
-      </w:pPr>
-      <w:r>
-        <w:rPr>
-          <w:lang w:val="en-US"/>
-        </w:rPr>
+      </w:pPr>
+      <w:r>
         <w:t>Cautions</w:t>
       </w:r>
     </w:p>
     <w:p>
-      <w:pPr>
-        <w:rPr>
-          <w:lang w:val="en-US"/>
-        </w:rPr>
-      </w:pPr>
-      <w:r>
-        <w:rPr>
-          <w:lang w:val="en-US"/>
-        </w:rPr>
+      <w:r>
         <w:t xml:space="preserve">Be more cautious while downgrading the version, bec downgrading may not support compatibility   </w:t>
       </w:r>
     </w:p>
     <w:p>
-      <w:pPr>
-        <w:rPr>
-          <w:lang w:val="en-US"/>
-        </w:rPr>
-      </w:pPr>
-      <w:r>
-        <w:rPr>
-          <w:lang w:val="en-US"/>
-        </w:rPr>
+      <w:r>
         <w:t>I tried to downgrade the ibm db2 jcc jar for RHEL violations fixed, later when I googled in lower versions some features are not supported</w:t>
       </w:r>
     </w:p>
     <w:p>
-      <w:pPr>
-        <w:rPr>
-          <w:lang w:val="en-US"/>
-        </w:rPr>
-      </w:pPr>
-      <w:r>
-        <w:rPr>
-          <w:lang w:val="en-US"/>
-        </w:rPr>
+      <w:r>
         <w:t>Think like, u already written code In java 8 streams, suddenly if u downgrade to java 5 ur streams, lambda exp code wont work right , same way , be more cautious while downgrading</w:t>
       </w:r>
     </w:p>
     <w:p>
       <w:pPr>
         <w:pStyle w:val="Heading2"/>
-        <w:rPr>
-          <w:lang w:val="en-US"/>
-        </w:rPr>
-      </w:pPr>
-      <w:r>
-        <w:rPr>
-          <w:lang w:val="en-US"/>
-        </w:rPr>
+      </w:pPr>
+      <w:r>
         <w:t>Best practices</w:t>
       </w:r>
     </w:p>
     <w:p>
-      <w:pPr>
-        <w:rPr>
-          <w:lang w:val="en-US"/>
-        </w:rPr>
-      </w:pPr>
-      <w:r>
-        <w:rPr>
-          <w:lang w:val="en-US"/>
-        </w:rPr>
+      <w:r>
         <w:t>Always remember while writing the code, consider negative scenario</w:t>
       </w:r>
       <w:r>
-        <w:rPr>
-          <w:lang w:val="en-US"/>
-        </w:rPr>
         <w:t xml:space="preserve"> like </w:t>
       </w:r>
     </w:p>
@@ -104,59 +57,26 @@
             <w:tcW w:w="11515" w:type="dxa"/>
           </w:tcPr>
           <w:p>
-            <w:pPr>
-              <w:rPr>
-                <w:lang w:val="en-US"/>
-              </w:rPr>
-            </w:pPr>
-            <w:r>
-              <w:rPr>
-                <w:lang w:val="en-US"/>
-              </w:rPr>
+            <w:r>
               <w:t xml:space="preserve">what will happen if I get null from this db/ file/ when this variable is null </w:t>
             </w:r>
             <w:r>
-              <w:rPr>
-                <w:lang w:val="en-US"/>
-              </w:rPr>
               <w:t>or assume if null comes here</w:t>
             </w:r>
           </w:p>
           <w:p>
-            <w:pPr>
-              <w:rPr>
-                <w:lang w:val="en-US"/>
-              </w:rPr>
-            </w:pPr>
-            <w:r>
-              <w:rPr>
-                <w:lang w:val="en-US"/>
-              </w:rPr>
+            <w:r>
               <w:t>what happens if exception comes here</w:t>
             </w:r>
             <w:r>
-              <w:rPr>
-                <w:lang w:val="en-US"/>
-              </w:rPr>
               <w:t xml:space="preserve"> or if exception comes here.. what to do</w:t>
             </w:r>
           </w:p>
           <w:p>
-            <w:pPr>
-              <w:rPr>
-                <w:lang w:val="en-US"/>
-              </w:rPr>
-            </w:pPr>
-            <w:r>
-              <w:rPr>
-                <w:lang w:val="en-US"/>
-              </w:rPr>
+            <w:r>
               <w:t xml:space="preserve">think like what happens if millions or too many records came </w:t>
             </w:r>
             <w:r>
-              <w:rPr>
-                <w:lang w:val="en-US"/>
-              </w:rPr>
               <w:t xml:space="preserve">, u should write code in such a way </w:t>
             </w:r>
           </w:p>
@@ -172,27 +92,13 @@
                 <w:ilvl w:val="0"/>
                 <w:numId w:val="6"/>
               </w:numPr>
-              <w:rPr>
-                <w:lang w:val="en-US"/>
-              </w:rPr>
             </w:pPr>
             <w:r>
-              <w:rPr>
-                <w:lang w:val="en-US"/>
-              </w:rPr>
               <w:t>instead of writing too much of logic inside java after fetching from db</w:t>
             </w:r>
           </w:p>
           <w:p>
-            <w:pPr>
-              <w:rPr>
-                <w:lang w:val="en-US"/>
-              </w:rPr>
-            </w:pPr>
-            <w:r>
-              <w:rPr>
-                <w:lang w:val="en-US"/>
-              </w:rPr>
+            <w:r>
               <w:t xml:space="preserve">just write a stored procedure or function in db and just call that from java </w:t>
             </w:r>
           </w:p>
@@ -203,20 +109,11 @@
                 <w:ilvl w:val="0"/>
                 <w:numId w:val="6"/>
               </w:numPr>
-              <w:rPr>
-                <w:lang w:val="en-US"/>
-              </w:rPr>
             </w:pPr>
             <w:r>
-              <w:rPr>
-                <w:lang w:val="en-US"/>
-              </w:rPr>
               <w:t xml:space="preserve">just write a trigger </w:t>
             </w:r>
             <w:r>
-              <w:rPr>
-                <w:lang w:val="en-US"/>
-              </w:rPr>
               <w:t>, like when u want to run something after insertion/deletion</w:t>
             </w:r>
           </w:p>
@@ -228,121 +125,477 @@
             <w:tcW w:w="11515" w:type="dxa"/>
           </w:tcPr>
           <w:p>
-            <w:pPr>
-              <w:rPr>
-                <w:lang w:val="en-US"/>
-              </w:rPr>
-            </w:pPr>
-            <w:r>
-              <w:rPr>
-                <w:lang w:val="en-US"/>
-              </w:rPr>
+            <w:r>
               <w:t>1</w:t>
             </w:r>
             <w:r>
               <w:rPr>
                 <w:vertAlign w:val="superscript"/>
-                <w:lang w:val="en-US"/>
               </w:rPr>
               <w:t>st</w:t>
             </w:r>
             <w:r>
-              <w:rPr>
-                <w:lang w:val="en-US"/>
-              </w:rPr>
               <w:t xml:space="preserve"> try to implement that logic in sql , if not possible then only write in java </w:t>
             </w:r>
             <w:r>
-              <w:rPr>
-                <w:lang w:val="en-US"/>
-              </w:rPr>
               <w:t>– utilise keywords like case in oracle</w:t>
             </w:r>
-            <w:bookmarkStart w:id="0" w:name="_GoBack"/>
-            <w:bookmarkEnd w:id="0"/>
           </w:p>
         </w:tc>
         <w:tc>
           <w:tcPr>
             <w:tcW w:w="10075" w:type="dxa"/>
           </w:tcPr>
-          <w:p>
-            <w:pPr>
-              <w:pStyle w:val="ListParagraph"/>
-              <w:numPr>
-                <w:ilvl w:val="0"/>
-                <w:numId w:val="6"/>
-              </w:numPr>
-              <w:rPr>
-                <w:lang w:val="en-US"/>
-              </w:rPr>
-            </w:pPr>
-          </w:p>
+          <w:p/>
         </w:tc>
       </w:tr>
     </w:tbl>
+    <w:p/>
     <w:p>
       <w:pPr>
-        <w:rPr>
-          <w:lang w:val="en-US"/>
-        </w:rPr>
-      </w:pPr>
+        <w:pStyle w:val="Heading3"/>
+      </w:pPr>
+      <w:r>
+        <w:t>App architecture</w:t>
+      </w:r>
     </w:p>
     <w:p>
-      <w:pPr>
-        <w:pStyle w:val="Heading2"/>
-        <w:rPr>
-          <w:lang w:val="en-US"/>
-        </w:rPr>
-      </w:pPr>
-      <w:r>
-        <w:rPr>
-          <w:lang w:val="en-US"/>
-        </w:rPr>
-        <w:t>How to effectively call a webservice</w:t>
+      <w:r>
+        <w:t xml:space="preserve">While designing an app itself u should think </w:t>
       </w:r>
     </w:p>
     <w:p>
       <w:pPr>
-        <w:rPr>
-          <w:lang w:val="en-US"/>
-        </w:rPr>
-      </w:pPr>
-      <w:r>
-        <w:rPr>
-          <w:lang w:val="en-US"/>
-        </w:rPr>
-        <w:t xml:space="preserve">Use @Async, and let these light weight virtual threads make the webservice call, bec these light weight virt threads can wait </w:t>
-      </w:r>
-      <w:r>
-        <w:rPr>
-          <w:lang w:val="en-US"/>
-        </w:rPr>
-        <w:t xml:space="preserve">for webservice resopnse </w:t>
-      </w:r>
-      <w:r>
-        <w:rPr>
-          <w:lang w:val="en-US"/>
-        </w:rPr>
-        <w:t xml:space="preserve">instead of </w:t>
-      </w:r>
-      <w:r>
-        <w:rPr>
-          <w:lang w:val="en-US"/>
-        </w:rPr>
-        <w:t xml:space="preserve">these costly processor thread waiting for response or any IO calls, note all IO calls like webservice, db calls should handle by virtual threads not by costly processor threads </w:t>
+        <w:pStyle w:val="ListParagraph"/>
+        <w:numPr>
+          <w:ilvl w:val="0"/>
+          <w:numId w:val="8"/>
+        </w:numPr>
+      </w:pPr>
+      <w:r>
+        <w:t xml:space="preserve">How maintainence team will manage this app- ease few for them, </w:t>
       </w:r>
     </w:p>
     <w:p>
       <w:pPr>
+        <w:pStyle w:val="ListParagraph"/>
+        <w:numPr>
+          <w:ilvl w:val="0"/>
+          <w:numId w:val="8"/>
+        </w:numPr>
+      </w:pPr>
+      <w:r>
+        <w:t>All properties must be in property files not code, any thing that is changeable in future must be placed in prop file, or if any prop is env specific, keep in prop file only</w:t>
+      </w:r>
+    </w:p>
+    <w:p>
+      <w:pPr>
+        <w:pStyle w:val="ListParagraph"/>
+        <w:numPr>
+          <w:ilvl w:val="0"/>
+          <w:numId w:val="8"/>
+        </w:numPr>
+      </w:pPr>
+      <w:r>
         <w:rPr>
-          <w:lang w:val="en-US"/>
+          <w:b/>
         </w:rPr>
-      </w:pPr>
-      <w:r>
-        <w:rPr>
-          <w:lang w:val="en-US"/>
-        </w:rPr>
+        <w:t>We must externalise the proerty files</w:t>
+      </w:r>
+      <w:r>
+        <w:t xml:space="preserve"> ,even spring cloud config server was introduced for this purpose only</w:t>
+      </w:r>
+      <w:r>
+        <w:t>,all kubernetes config map, aws param store also introduced for this purpose only</w:t>
+      </w:r>
+    </w:p>
+    <w:p>
+      <w:r>
+        <w:t xml:space="preserve">Code alone </w:t>
+      </w:r>
+      <w:r>
+        <w:t>should be in</w:t>
+      </w:r>
+      <w:r>
+        <w:t xml:space="preserve"> separate repository,</w:t>
+      </w:r>
+    </w:p>
+    <w:p>
+      <w:r>
+        <w:t xml:space="preserve">All Property files, cacerts, jks, </w:t>
+      </w:r>
+      <w:r>
+        <w:t>should be</w:t>
+      </w:r>
+      <w:r>
+        <w:t xml:space="preserve"> in separate repo</w:t>
+      </w:r>
+      <w:r>
+        <w:t xml:space="preserve"> so that during a cert update code will be untouched </w:t>
+      </w:r>
+      <w:r>
+        <w:t xml:space="preserve">advatange is </w:t>
+      </w:r>
+      <w:r>
+        <w:t>if both repos are seperated</w:t>
+      </w:r>
+    </w:p>
+    <w:p>
+      <w:r>
+        <w:t xml:space="preserve">We can commit property file alone and restart the app, which is more simple </w:t>
+      </w:r>
+    </w:p>
+    <w:p>
+      <w:r>
+        <w:t xml:space="preserve">Even spring cloud config server </w:t>
+      </w:r>
+    </w:p>
+    <w:p/>
+    <w:tbl>
+      <w:tblPr>
+        <w:tblStyle w:val="GridTable1Light-Accent2"/>
+        <w:tblW w:w="0" w:type="auto"/>
+        <w:tblLook w:val="04A0" w:firstRow="1" w:lastRow="0" w:firstColumn="1" w:lastColumn="0" w:noHBand="0" w:noVBand="1"/>
+      </w:tblPr>
+      <w:tblGrid>
+        <w:gridCol w:w="10795"/>
+        <w:gridCol w:w="10795"/>
+      </w:tblGrid>
+      <w:tr>
+        <w:trPr>
+          <w:cnfStyle w:val="100000000000" w:firstRow="1" w:lastRow="0" w:firstColumn="0" w:lastColumn="0" w:oddVBand="0" w:evenVBand="0" w:oddHBand="0" w:evenHBand="0" w:firstRowFirstColumn="0" w:firstRowLastColumn="0" w:lastRowFirstColumn="0" w:lastRowLastColumn="0"/>
+        </w:trPr>
+        <w:tc>
+          <w:tcPr>
+            <w:cnfStyle w:val="001000000000" w:firstRow="0" w:lastRow="0" w:firstColumn="1" w:lastColumn="0" w:oddVBand="0" w:evenVBand="0" w:oddHBand="0" w:evenHBand="0" w:firstRowFirstColumn="0" w:firstRowLastColumn="0" w:lastRowFirstColumn="0" w:lastRowLastColumn="0"/>
+            <w:tcW w:w="10795" w:type="dxa"/>
+          </w:tcPr>
+          <w:p>
+            <w:r>
+              <w:t>keeping everything clubbed code and properties file – bad style</w:t>
+            </w:r>
+          </w:p>
+        </w:tc>
+        <w:tc>
+          <w:tcPr>
+            <w:tcW w:w="10795" w:type="dxa"/>
+          </w:tcPr>
+          <w:p>
+            <w:pPr>
+              <w:cnfStyle w:val="100000000000" w:firstRow="1" w:lastRow="0" w:firstColumn="0" w:lastColumn="0" w:oddVBand="0" w:evenVBand="0" w:oddHBand="0" w:evenHBand="0" w:firstRowFirstColumn="0" w:firstRowLastColumn="0" w:lastRowFirstColumn="0" w:lastRowLastColumn="0"/>
+            </w:pPr>
+            <w:r>
+              <w:t>keeping code in separate repo, property files in separate repo</w:t>
+            </w:r>
+          </w:p>
+        </w:tc>
+      </w:tr>
+      <w:tr>
+        <w:tc>
+          <w:tcPr>
+            <w:cnfStyle w:val="001000000000" w:firstRow="0" w:lastRow="0" w:firstColumn="1" w:lastColumn="0" w:oddVBand="0" w:evenVBand="0" w:oddHBand="0" w:evenHBand="0" w:firstRowFirstColumn="0" w:firstRowLastColumn="0" w:lastRowFirstColumn="0" w:lastRowLastColumn="0"/>
+            <w:tcW w:w="10795" w:type="dxa"/>
+          </w:tcPr>
+          <w:p>
+            <w:r>
+              <w:t xml:space="preserve">this is bad, </w:t>
+            </w:r>
+            <w:r>
+              <w:t>Because think in maintainence point of view,  if all code, prop files are clubbed then while doing yearly cert migration even though code is not touched,</w:t>
+            </w:r>
+            <w:r>
+              <w:t xml:space="preserve">since we have to update prop file, as those property files are present in code, </w:t>
+            </w:r>
+          </w:p>
+          <w:p>
+            <w:r>
+              <w:t xml:space="preserve"> again we should create a new war just bec of </w:t>
+            </w:r>
+            <w:r>
+              <w:t xml:space="preserve">new addition of </w:t>
+            </w:r>
+            <w:r>
+              <w:t xml:space="preserve">properties file, </w:t>
+            </w:r>
+          </w:p>
+          <w:p/>
+          <w:p>
+            <w:r>
+              <w:t>if u club again recompile build war get approvals late process</w:t>
+            </w:r>
+          </w:p>
+          <w:p>
+            <w:r>
+              <w:lastRenderedPageBreak/>
+              <w:t>so always keep externalise property files</w:t>
+            </w:r>
+          </w:p>
+        </w:tc>
+        <w:tc>
+          <w:tcPr>
+            <w:tcW w:w="10795" w:type="dxa"/>
+          </w:tcPr>
+          <w:p>
+            <w:pPr>
+              <w:cnfStyle w:val="000000000000" w:firstRow="0" w:lastRow="0" w:firstColumn="0" w:lastColumn="0" w:oddVBand="0" w:evenVBand="0" w:oddHBand="0" w:evenHBand="0" w:firstRowFirstColumn="0" w:firstRowLastColumn="0" w:lastRowFirstColumn="0" w:lastRowLastColumn="0"/>
+            </w:pPr>
+            <w:r>
+              <w:lastRenderedPageBreak/>
+              <w:t xml:space="preserve">if </w:t>
+            </w:r>
+            <w:r>
+              <w:t xml:space="preserve">code, property files are </w:t>
+            </w:r>
+            <w:r>
+              <w:t>seperated means only with new prop file we will create new zip file</w:t>
+            </w:r>
+            <w:r>
+              <w:t xml:space="preserve"> code/war file is untouched</w:t>
+            </w:r>
+          </w:p>
+          <w:p>
+            <w:pPr>
+              <w:cnfStyle w:val="000000000000" w:firstRow="0" w:lastRow="0" w:firstColumn="0" w:lastColumn="0" w:oddVBand="0" w:evenVBand="0" w:oddHBand="0" w:evenHBand="0" w:firstRowFirstColumn="0" w:firstRowLastColumn="0" w:lastRowFirstColumn="0" w:lastRowLastColumn="0"/>
+            </w:pPr>
+          </w:p>
+          <w:p>
+            <w:pPr>
+              <w:cnfStyle w:val="000000000000" w:firstRow="0" w:lastRow="0" w:firstColumn="0" w:lastColumn="0" w:oddVBand="0" w:evenVBand="0" w:oddHBand="0" w:evenHBand="0" w:firstRowFirstColumn="0" w:firstRowLastColumn="0" w:lastRowFirstColumn="0" w:lastRowLastColumn="0"/>
+            </w:pPr>
+            <w:r>
+              <w:t xml:space="preserve">if both repo are separate , since only property file update we are not touching code, if u just restart app it should work, </w:t>
+            </w:r>
+          </w:p>
+          <w:p>
+            <w:pPr>
+              <w:cnfStyle w:val="000000000000" w:firstRow="0" w:lastRow="0" w:firstColumn="0" w:lastColumn="0" w:oddVBand="0" w:evenVBand="0" w:oddHBand="0" w:evenHBand="0" w:firstRowFirstColumn="0" w:firstRowLastColumn="0" w:lastRowFirstColumn="0" w:lastRowLastColumn="0"/>
+              <w:rPr>
+                <w:b/>
+                <w:u w:val="single"/>
+              </w:rPr>
+            </w:pPr>
+            <w:r>
+              <w:lastRenderedPageBreak/>
+              <w:t xml:space="preserve">ex:- if config map updated we will commit it and we will just restart app, </w:t>
+            </w:r>
+            <w:r>
+              <w:rPr>
+                <w:b/>
+                <w:u w:val="single"/>
+              </w:rPr>
+              <w:t>no need to compile and</w:t>
+            </w:r>
+            <w:r>
+              <w:rPr>
+                <w:b/>
+                <w:u w:val="single"/>
+              </w:rPr>
+              <w:t xml:space="preserve"> create new war</w:t>
+            </w:r>
+            <w:r>
+              <w:rPr>
+                <w:b/>
+                <w:u w:val="single"/>
+              </w:rPr>
+              <w:t xml:space="preserve"> </w:t>
+            </w:r>
+            <w:r>
+              <w:rPr>
+                <w:b/>
+                <w:u w:val="single"/>
+              </w:rPr>
+              <w:t xml:space="preserve">no need to </w:t>
+            </w:r>
+            <w:r>
+              <w:rPr>
+                <w:b/>
+                <w:u w:val="single"/>
+              </w:rPr>
+              <w:t>create new build</w:t>
+            </w:r>
+            <w:r>
+              <w:rPr>
+                <w:b/>
+                <w:u w:val="single"/>
+              </w:rPr>
+              <w:t xml:space="preserve">, </w:t>
+            </w:r>
+          </w:p>
+          <w:p>
+            <w:pPr>
+              <w:cnfStyle w:val="000000000000" w:firstRow="0" w:lastRow="0" w:firstColumn="0" w:lastColumn="0" w:oddVBand="0" w:evenVBand="0" w:oddHBand="0" w:evenHBand="0" w:firstRowFirstColumn="0" w:firstRowLastColumn="0" w:lastRowFirstColumn="0" w:lastRowLastColumn="0"/>
+              <w:rPr>
+                <w:b/>
+              </w:rPr>
+            </w:pPr>
+          </w:p>
+          <w:p>
+            <w:pPr>
+              <w:pStyle w:val="pdq2pgselectionanchorcontainer"/>
+              <w:cnfStyle w:val="000000000000" w:firstRow="0" w:lastRow="0" w:firstColumn="0" w:lastColumn="0" w:oddVBand="0" w:evenVBand="0" w:oddHBand="0" w:evenHBand="0" w:firstRowFirstColumn="0" w:firstRowLastColumn="0" w:lastRowFirstColumn="0" w:lastRowLastColumn="0"/>
+              <w:rPr>
+                <w:rFonts w:ascii="Comic Sans MS" w:hAnsi="Comic Sans MS"/>
+                <w:b/>
+              </w:rPr>
+            </w:pPr>
+            <w:r>
+              <w:rPr>
+                <w:rStyle w:val="Strong"/>
+                <w:rFonts w:ascii="Comic Sans MS" w:eastAsiaTheme="majorEastAsia" w:hAnsi="Comic Sans MS"/>
+                <w:b w:val="0"/>
+              </w:rPr>
+              <w:t>If we bundle the application code and property files together, whenever we update the property files, we need to create and deploy a new WAR containing the entire application along with the updated properties</w:t>
+            </w:r>
+            <w:r>
+              <w:rPr>
+                <w:rStyle w:val="Strong"/>
+                <w:rFonts w:ascii="Comic Sans MS" w:eastAsiaTheme="majorEastAsia" w:hAnsi="Comic Sans MS"/>
+                <w:b w:val="0"/>
+                <w:color w:val="ED7D31" w:themeColor="accent2"/>
+              </w:rPr>
+              <w:t>. This can consume more space in JFrog Artifactory</w:t>
+            </w:r>
+            <w:r>
+              <w:rPr>
+                <w:rStyle w:val="Strong"/>
+                <w:rFonts w:ascii="Comic Sans MS" w:eastAsiaTheme="majorEastAsia" w:hAnsi="Comic Sans MS"/>
+                <w:b w:val="0"/>
+                <w:color w:val="ED7D31" w:themeColor="accent2"/>
+              </w:rPr>
+              <w:t xml:space="preserve"> as war file contains both java code, libraries</w:t>
+            </w:r>
+            <w:r>
+              <w:rPr>
+                <w:rStyle w:val="Strong"/>
+                <w:rFonts w:ascii="Comic Sans MS" w:eastAsiaTheme="majorEastAsia" w:hAnsi="Comic Sans MS"/>
+                <w:b w:val="0"/>
+              </w:rPr>
+              <w:t>.</w:t>
+            </w:r>
+          </w:p>
+          <w:p>
+            <w:pPr>
+              <w:pStyle w:val="NormalWeb"/>
+              <w:cnfStyle w:val="000000000000" w:firstRow="0" w:lastRow="0" w:firstColumn="0" w:lastColumn="0" w:oddVBand="0" w:evenVBand="0" w:oddHBand="0" w:evenHBand="0" w:firstRowFirstColumn="0" w:firstRowLastColumn="0" w:lastRowFirstColumn="0" w:lastRowLastColumn="0"/>
+              <w:rPr>
+                <w:rFonts w:ascii="Comic Sans MS" w:hAnsi="Comic Sans MS"/>
+                <w:b/>
+                <w:color w:val="70AD47" w:themeColor="accent6"/>
+              </w:rPr>
+            </w:pPr>
+            <w:r>
+              <w:rPr>
+                <w:rStyle w:val="Strong"/>
+                <w:rFonts w:ascii="Comic Sans MS" w:eastAsiaTheme="majorEastAsia" w:hAnsi="Comic Sans MS"/>
+                <w:b w:val="0"/>
+                <w:color w:val="70AD47" w:themeColor="accent6"/>
+              </w:rPr>
+              <w:t>If we keep the application code and property files in separate repositories, then whenever the properties are changed, we only need to create a new properties ZIP containing the updated files. Only this smaller ZIP needs to be pushed to JFrog Artifactory, reducing storage consumption.</w:t>
+            </w:r>
+          </w:p>
+          <w:p>
+            <w:pPr>
+              <w:pStyle w:val="NormalWeb"/>
+              <w:cnfStyle w:val="000000000000" w:firstRow="0" w:lastRow="0" w:firstColumn="0" w:lastColumn="0" w:oddVBand="0" w:evenVBand="0" w:oddHBand="0" w:evenHBand="0" w:firstRowFirstColumn="0" w:firstRowLastColumn="0" w:lastRowFirstColumn="0" w:lastRowLastColumn="0"/>
+            </w:pPr>
+            <w:r>
+              <w:rPr>
+                <w:rStyle w:val="Strong"/>
+                <w:rFonts w:eastAsiaTheme="majorEastAsia"/>
+              </w:rPr>
+              <w:t>So, at least from a storage and artifact-management perspective, it is better to keep the application code and property files in separate repositories.</w:t>
+            </w:r>
+          </w:p>
+          <w:p>
+            <w:pPr>
+              <w:cnfStyle w:val="000000000000" w:firstRow="0" w:lastRow="0" w:firstColumn="0" w:lastColumn="0" w:oddVBand="0" w:evenVBand="0" w:oddHBand="0" w:evenHBand="0" w:firstRowFirstColumn="0" w:firstRowLastColumn="0" w:lastRowFirstColumn="0" w:lastRowLastColumn="0"/>
+              <w:rPr>
+                <w:b/>
+              </w:rPr>
+            </w:pPr>
+          </w:p>
+        </w:tc>
+      </w:tr>
+    </w:tbl>
+    <w:p/>
+    <w:p>
+      <w:pPr>
+        <w:pStyle w:val="Heading3"/>
+      </w:pPr>
+      <w:r>
+        <w:t>right usage of property files</w:t>
+      </w:r>
+    </w:p>
+    <w:p>
+      <w:r>
+        <w:t xml:space="preserve">the name itself indicates as property files, means all properties should be placed in </w:t>
+      </w:r>
+      <w:r>
+        <w:t>.properties</w:t>
+      </w:r>
+      <w:r>
+        <w:t xml:space="preserve"> file </w:t>
+      </w:r>
+    </w:p>
+    <w:p>
+      <w:r>
+        <w:t>if any data is env specific keep everything in env specific property file</w:t>
+      </w:r>
+    </w:p>
+    <w:p>
+      <w:r>
+        <w:t xml:space="preserve">like I mistakenly hardcoded in java logic in AIPAC while configuring the cyber ark safe id </w:t>
+      </w:r>
+    </w:p>
+    <w:p>
+      <w:r>
+        <w:t xml:space="preserve">so always remember, </w:t>
+      </w:r>
+      <w:r>
+        <w:t xml:space="preserve">any property should be placed in separate env specific .properties file </w:t>
+      </w:r>
+    </w:p>
+    <w:p>
+      <w:r>
+        <w:t xml:space="preserve">we should keep prop In sep property file, bec later even if prop files changed and since we externalise these property files, when we update the files . we don’t need to compile the code again </w:t>
+      </w:r>
+    </w:p>
+    <w:p>
+      <w:r>
+        <w:t xml:space="preserve">we will just create a new zip file with prop alone, so that this zip will be pushed to jfrog which will takes less space </w:t>
+      </w:r>
+      <w:r>
+        <w:t>than a war that contains just an updated prop file</w:t>
+      </w:r>
+    </w:p>
+    <w:p/>
+    <w:p>
+      <w:pPr>
+        <w:pStyle w:val="Heading2"/>
+      </w:pPr>
+      <w:r>
+        <w:t xml:space="preserve"> </w:t>
+      </w:r>
+      <w:r>
+        <w:t>How to effectively call a webservice</w:t>
+      </w:r>
+    </w:p>
+    <w:p>
+      <w:r>
+        <w:t xml:space="preserve">Use @Async, and let these light weight virtual threads make the webservice call, bec these light weight virt threads can wait </w:t>
+      </w:r>
+      <w:r>
+        <w:t xml:space="preserve">for webservice resopnse </w:t>
+      </w:r>
+      <w:r>
+        <w:t xml:space="preserve">instead of </w:t>
+      </w:r>
+      <w:r>
+        <w:t xml:space="preserve">these costly processor thread waiting for response or any IO calls, note all IO calls like webservice, db calls should handle by virtual threads not by costly processor threads </w:t>
+      </w:r>
+    </w:p>
+    <w:p>
+      <w:r>
         <w:t xml:space="preserve">Ensure these platform costly OS thread should not waste their time by just waiting for webservice or DB call response </w:t>
       </w:r>
     </w:p>
@@ -353,33 +606,20 @@
           <w:ilvl w:val="0"/>
           <w:numId w:val="2"/>
         </w:numPr>
-        <w:rPr>
-          <w:lang w:val="en-US"/>
-        </w:rPr>
-      </w:pPr>
-      <w:r>
-        <w:rPr>
-          <w:lang w:val="en-US"/>
-        </w:rPr>
+      </w:pPr>
+      <w:r>
         <w:t xml:space="preserve">Always all the rest calls should happen asynchronously with any below </w:t>
       </w:r>
       <w:r>
-        <w:rPr>
-          <w:lang w:val="en-US"/>
-        </w:rPr>
         <w:t>– never make ur cpu to wait for 3</w:t>
       </w:r>
       <w:r>
         <w:rPr>
           <w:vertAlign w:val="superscript"/>
-          <w:lang w:val="en-US"/>
         </w:rPr>
         <w:t>rd</w:t>
       </w:r>
       <w:r>
-        <w:rPr>
-          <w:lang w:val="en-US"/>
-        </w:rPr>
         <w:t xml:space="preserve"> party api response </w:t>
       </w:r>
     </w:p>
@@ -390,13 +630,13 @@
           <w:ilvl w:val="0"/>
           <w:numId w:val="2"/>
         </w:numPr>
-        <w:ind w:left="180"/>
       </w:pPr>
       <w:r>
         <w:rPr>
           <w:b/>
           <w:bCs/>
         </w:rPr>
+        <w:lastRenderedPageBreak/>
         <w:t xml:space="preserve">Utilize all processors effectively </w:t>
       </w:r>
       <w:r>
@@ -448,7 +688,6 @@
           <w:ilvl w:val="0"/>
           <w:numId w:val="2"/>
         </w:numPr>
-        <w:ind w:left="180"/>
       </w:pPr>
       <w:r>
         <w:rPr>
@@ -481,9 +720,6 @@
     <w:p>
       <w:pPr>
         <w:pStyle w:val="ListParagraph"/>
-        <w:rPr>
-          <w:lang w:val="en-US"/>
-        </w:rPr>
       </w:pPr>
       <w:r>
         <w:rPr>
@@ -499,126 +735,51 @@
         <w:t xml:space="preserve">Ex:-  </w:t>
       </w:r>
       <w:r>
-        <w:rPr>
-          <w:lang w:val="en-US"/>
-        </w:rPr>
         <w:t>if there are parallel webservice calls, make all those webservice calls parallelly (1 thread should call 1 webservice )</w:t>
       </w:r>
       <w:r>
-        <w:rPr>
-          <w:lang w:val="en-US"/>
-        </w:rPr>
         <w:t xml:space="preserve"> and </w:t>
       </w:r>
     </w:p>
     <w:p>
       <w:pPr>
         <w:pStyle w:val="ListParagraph"/>
-        <w:rPr>
-          <w:lang w:val="en-US"/>
-        </w:rPr>
-      </w:pPr>
-      <w:r>
-        <w:rPr>
-          <w:lang w:val="en-US"/>
-        </w:rPr>
+      </w:pPr>
+      <w:r>
         <w:t>Var cf1= CompletableFuture.SupplyAsync(webSvc1);</w:t>
       </w:r>
     </w:p>
     <w:p>
       <w:pPr>
         <w:pStyle w:val="ListParagraph"/>
-        <w:rPr>
-          <w:lang w:val="en-US"/>
-        </w:rPr>
-      </w:pPr>
-      <w:r>
-        <w:rPr>
-          <w:lang w:val="en-US"/>
-        </w:rPr>
+      </w:pPr>
+      <w:r>
         <w:t>Var cf2= CompletableFuture.SupplyAsync(webSvc1);</w:t>
       </w:r>
     </w:p>
     <w:p>
       <w:pPr>
         <w:pStyle w:val="ListParagraph"/>
-        <w:rPr>
-          <w:lang w:val="en-US"/>
-        </w:rPr>
-      </w:pPr>
-      <w:r>
-        <w:rPr>
-          <w:lang w:val="en-US"/>
-        </w:rPr>
+      </w:pPr>
+      <w:r>
         <w:t>Cf1.thenCombine(cf2,BiFunction)</w:t>
       </w:r>
     </w:p>
     <w:p>
-      <w:pPr>
-        <w:rPr>
-          <w:rFonts w:ascii="Comic Sans MS" w:hAnsi="Comic Sans MS"/>
-          <w:color w:val="4472C4" w:themeColor="accent5"/>
-          <w:sz w:val="28"/>
-          <w14:textOutline w14:w="9525" w14:cap="rnd" w14:cmpd="sng" w14:algn="ctr">
-            <w14:noFill/>
-            <w14:prstDash w14:val="solid"/>
-            <w14:bevel/>
-          </w14:textOutline>
-        </w:rPr>
-      </w:pPr>
-      <w:r>
-        <w:rPr>
-          <w:rFonts w:ascii="Comic Sans MS" w:hAnsi="Comic Sans MS"/>
-          <w:color w:val="4472C4" w:themeColor="accent5"/>
-          <w:sz w:val="28"/>
-          <w14:textOutline w14:w="9525" w14:cap="rnd" w14:cmpd="sng" w14:algn="ctr">
-            <w14:noFill/>
-            <w14:prstDash w14:val="solid"/>
-            <w14:bevel/>
-          </w14:textOutline>
-        </w:rPr>
+      <w:r>
         <w:t xml:space="preserve">Here we are making 2 webservice calls, both will be invoked parallelly by each comp future, its like 2 separate tasks, both are submitted to pool, </w:t>
       </w:r>
     </w:p>
     <w:p>
-      <w:pPr>
-        <w:rPr>
-          <w:rFonts w:ascii="Comic Sans MS" w:hAnsi="Comic Sans MS"/>
-          <w:color w:val="4472C4" w:themeColor="accent5"/>
-          <w:sz w:val="28"/>
-          <w14:textOutline w14:w="9525" w14:cap="rnd" w14:cmpd="sng" w14:algn="ctr">
-            <w14:noFill/>
-            <w14:prstDash w14:val="solid"/>
-            <w14:bevel/>
-          </w14:textOutline>
-        </w:rPr>
-      </w:pPr>
-      <w:r>
-        <w:rPr>
-          <w:rFonts w:ascii="Comic Sans MS" w:hAnsi="Comic Sans MS"/>
-          <w:color w:val="4472C4" w:themeColor="accent5"/>
-          <w:sz w:val="28"/>
-          <w14:textOutline w14:w="9525" w14:cap="rnd" w14:cmpd="sng" w14:algn="ctr">
-            <w14:noFill/>
-            <w14:prstDash w14:val="solid"/>
-            <w14:bevel/>
-          </w14:textOutline>
-        </w:rPr>
-        <w:lastRenderedPageBreak/>
+      <w:r>
         <w:t>Now those 2 tasks will be picked by separate threads , both threads will run parallelly</w:t>
       </w:r>
     </w:p>
     <w:p>
       <w:pPr>
         <w:pStyle w:val="ListParagraph"/>
-        <w:rPr>
-          <w:lang w:val="en-US"/>
-        </w:rPr>
-      </w:pPr>
-      <w:r>
-        <w:rPr>
-          <w:lang w:val="en-US"/>
-        </w:rPr>
+      </w:pPr>
+      <w:r>
         <w:t xml:space="preserve"> </w:t>
       </w:r>
     </w:p>
@@ -642,15 +803,7 @@
             <w:tcW w:w="7465" w:type="dxa"/>
           </w:tcPr>
           <w:p>
-            <w:pPr>
-              <w:rPr>
-                <w:lang w:val="en-US"/>
-              </w:rPr>
-            </w:pPr>
-            <w:r>
-              <w:rPr>
-                <w:lang w:val="en-US"/>
-              </w:rPr>
+            <w:r>
               <w:t>in spring way</w:t>
             </w:r>
           </w:p>
@@ -662,14 +815,8 @@
           <w:p>
             <w:pPr>
               <w:cnfStyle w:val="100000000000" w:firstRow="1" w:lastRow="0" w:firstColumn="0" w:lastColumn="0" w:oddVBand="0" w:evenVBand="0" w:oddHBand="0" w:evenHBand="0" w:firstRowFirstColumn="0" w:firstRowLastColumn="0" w:lastRowFirstColumn="0" w:lastRowLastColumn="0"/>
-              <w:rPr>
-                <w:lang w:val="en-US"/>
-              </w:rPr>
             </w:pPr>
             <w:r>
-              <w:rPr>
-                <w:lang w:val="en-US"/>
-              </w:rPr>
               <w:t>in core java</w:t>
             </w:r>
           </w:p>
@@ -682,94 +829,34 @@
             <w:tcW w:w="7465" w:type="dxa"/>
           </w:tcPr>
           <w:p>
-            <w:pPr>
-              <w:rPr>
-                <w:lang w:val="en-US"/>
-              </w:rPr>
-            </w:pPr>
-            <w:r>
-              <w:rPr>
-                <w:lang w:val="en-US"/>
-              </w:rPr>
+            <w:r>
               <w:t>in this just annotate the methods with @Async</w:t>
             </w:r>
           </w:p>
-          <w:p>
-            <w:pPr>
-              <w:rPr>
-                <w:lang w:val="en-US"/>
-              </w:rPr>
-            </w:pPr>
-          </w:p>
-          <w:p>
-            <w:pPr>
-              <w:rPr>
-                <w:lang w:val="en-US"/>
-              </w:rPr>
-            </w:pPr>
-            <w:r>
-              <w:rPr>
-                <w:lang w:val="en-US"/>
-              </w:rPr>
+          <w:p/>
+          <w:p>
+            <w:r>
               <w:t>class Service{</w:t>
             </w:r>
           </w:p>
-          <w:p>
-            <w:pPr>
-              <w:rPr>
-                <w:lang w:val="en-US"/>
-              </w:rPr>
-            </w:pPr>
-          </w:p>
-          <w:p>
-            <w:pPr>
-              <w:rPr>
-                <w:lang w:val="en-US"/>
-              </w:rPr>
-            </w:pPr>
-            <w:r>
-              <w:rPr>
-                <w:lang w:val="en-US"/>
-              </w:rPr>
+          <w:p/>
+          <w:p>
+            <w:r>
               <w:t>@Async</w:t>
             </w:r>
           </w:p>
           <w:p>
-            <w:pPr>
-              <w:rPr>
-                <w:lang w:val="en-US"/>
-              </w:rPr>
-            </w:pPr>
-            <w:r>
-              <w:rPr>
-                <w:lang w:val="en-US"/>
-              </w:rPr>
+            <w:r>
               <w:t>public void init(){</w:t>
             </w:r>
           </w:p>
           <w:p>
-            <w:pPr>
-              <w:rPr>
-                <w:lang w:val="en-US"/>
-              </w:rPr>
-            </w:pPr>
-            <w:r>
-              <w:rPr>
-                <w:lang w:val="en-US"/>
-              </w:rPr>
+            <w:r>
               <w:t>}</w:t>
             </w:r>
           </w:p>
           <w:p>
-            <w:pPr>
-              <w:rPr>
-                <w:lang w:val="en-US"/>
-              </w:rPr>
-            </w:pPr>
-            <w:r>
-              <w:rPr>
-                <w:lang w:val="en-US"/>
-              </w:rPr>
+            <w:r>
               <w:t>}</w:t>
             </w:r>
           </w:p>
@@ -786,14 +873,8 @@
                 <w:numId w:val="1"/>
               </w:numPr>
               <w:cnfStyle w:val="000000000000" w:firstRow="0" w:lastRow="0" w:firstColumn="0" w:lastColumn="0" w:oddVBand="0" w:evenVBand="0" w:oddHBand="0" w:evenHBand="0" w:firstRowFirstColumn="0" w:firstRowLastColumn="0" w:lastRowFirstColumn="0" w:lastRowLastColumn="0"/>
-              <w:rPr>
-                <w:lang w:val="en-US"/>
-              </w:rPr>
             </w:pPr>
             <w:r>
-              <w:rPr>
-                <w:lang w:val="en-US"/>
-              </w:rPr>
               <w:t xml:space="preserve">create callable or runnable tasks and submit to the thread pool </w:t>
             </w:r>
           </w:p>
@@ -801,14 +882,8 @@
             <w:pPr>
               <w:pStyle w:val="ListParagraph"/>
               <w:cnfStyle w:val="000000000000" w:firstRow="0" w:lastRow="0" w:firstColumn="0" w:lastColumn="0" w:oddVBand="0" w:evenVBand="0" w:oddHBand="0" w:evenHBand="0" w:firstRowFirstColumn="0" w:firstRowLastColumn="0" w:lastRowFirstColumn="0" w:lastRowLastColumn="0"/>
-              <w:rPr>
-                <w:lang w:val="en-US"/>
-              </w:rPr>
             </w:pPr>
             <w:r>
-              <w:rPr>
-                <w:lang w:val="en-US"/>
-              </w:rPr>
               <w:t xml:space="preserve">these callable/runnable tasks are responsbile to make the service calls , and now all service calls will run in true parallel </w:t>
             </w:r>
           </w:p>
@@ -820,14 +895,8 @@
                 <w:numId w:val="1"/>
               </w:numPr>
               <w:cnfStyle w:val="000000000000" w:firstRow="0" w:lastRow="0" w:firstColumn="0" w:lastColumn="0" w:oddVBand="0" w:evenVBand="0" w:oddHBand="0" w:evenHBand="0" w:firstRowFirstColumn="0" w:firstRowLastColumn="0" w:lastRowFirstColumn="0" w:lastRowLastColumn="0"/>
-              <w:rPr>
-                <w:lang w:val="en-US"/>
-              </w:rPr>
             </w:pPr>
             <w:r>
-              <w:rPr>
-                <w:lang w:val="en-US"/>
-              </w:rPr>
               <w:t>use completable future- ex- after making service calls, if u want to save that REST call response to database then use completable future</w:t>
             </w:r>
           </w:p>
@@ -839,13 +908,7 @@
             <w:cnfStyle w:val="001000000000" w:firstRow="0" w:lastRow="0" w:firstColumn="1" w:lastColumn="0" w:oddVBand="0" w:evenVBand="0" w:oddHBand="0" w:evenHBand="0" w:firstRowFirstColumn="0" w:firstRowLastColumn="0" w:lastRowFirstColumn="0" w:lastRowLastColumn="0"/>
             <w:tcW w:w="7465" w:type="dxa"/>
           </w:tcPr>
-          <w:p>
-            <w:pPr>
-              <w:rPr>
-                <w:lang w:val="en-US"/>
-              </w:rPr>
-            </w:pPr>
-          </w:p>
+          <w:p/>
         </w:tc>
         <w:tc>
           <w:tcPr>
@@ -859,32 +922,17 @@
                 <w:numId w:val="1"/>
               </w:numPr>
               <w:cnfStyle w:val="000000000000" w:firstRow="0" w:lastRow="0" w:firstColumn="0" w:lastColumn="0" w:oddVBand="0" w:evenVBand="0" w:oddHBand="0" w:evenHBand="0" w:firstRowFirstColumn="0" w:firstRowLastColumn="0" w:lastRowFirstColumn="0" w:lastRowLastColumn="0"/>
-              <w:rPr>
-                <w:lang w:val="en-US"/>
-              </w:rPr>
             </w:pPr>
           </w:p>
         </w:tc>
       </w:tr>
     </w:tbl>
+    <w:p/>
     <w:p>
       <w:pPr>
-        <w:rPr>
-          <w:lang w:val="en-US"/>
-        </w:rPr>
-      </w:pPr>
-    </w:p>
-    <w:p>
-      <w:pPr>
         <w:pStyle w:val="Heading2"/>
-        <w:rPr>
-          <w:lang w:val="en-US"/>
-        </w:rPr>
-      </w:pPr>
-      <w:r>
-        <w:rPr>
-          <w:lang w:val="en-US"/>
-        </w:rPr>
+      </w:pPr>
+      <w:r>
         <w:t xml:space="preserve">Tracing </w:t>
       </w:r>
     </w:p>
@@ -991,13 +1039,7 @@
         <w:t>, this is automatic slf4j will take care of logging this In tranid in every log</w:t>
       </w:r>
     </w:p>
-    <w:p>
-      <w:pPr>
-        <w:rPr>
-          <w:lang w:val="en-US"/>
-        </w:rPr>
-      </w:pPr>
-    </w:p>
+    <w:p/>
     <w:tbl>
       <w:tblPr>
         <w:tblStyle w:val="TableGrid"/>
@@ -1017,162 +1059,28 @@
           <w:p>
             <w:pPr>
               <w:pStyle w:val="Heading1"/>
-              <w:spacing w:before="0"/>
               <w:outlineLvl w:val="0"/>
-              <w:rPr>
-                <w:rFonts w:ascii="Comic Sans MS" w:hAnsi="Comic Sans MS"/>
-                <w:sz w:val="24"/>
-                <w:szCs w:val="24"/>
-              </w:rPr>
             </w:pPr>
             <w:r>
-              <w:rPr>
-                <w:rFonts w:ascii="Comic Sans MS" w:hAnsi="Comic Sans MS"/>
-                <w:sz w:val="24"/>
-                <w:szCs w:val="24"/>
-              </w:rPr>
               <w:lastRenderedPageBreak/>
               <w:t xml:space="preserve">Best Real-Time Approach </w:t>
             </w:r>
             <w:r>
               <w:rPr>
                 <w:rFonts w:ascii="Times New Roman" w:hAnsi="Times New Roman" w:cs="Times New Roman"/>
-                <w:sz w:val="24"/>
-                <w:szCs w:val="24"/>
               </w:rPr>
               <w:t>→</w:t>
             </w:r>
             <w:r>
-              <w:rPr>
-                <w:rFonts w:ascii="Comic Sans MS" w:hAnsi="Comic Sans MS"/>
-                <w:sz w:val="24"/>
-                <w:szCs w:val="24"/>
-              </w:rPr>
               <w:t xml:space="preserve"> Correlation ID</w:t>
             </w:r>
           </w:p>
           <w:p>
             <w:pPr>
               <w:pStyle w:val="NormalWeb"/>
-              <w:spacing w:before="0" w:beforeAutospacing="0"/>
-              <w:rPr>
-                <w:rFonts w:ascii="Comic Sans MS" w:hAnsi="Comic Sans MS"/>
-              </w:rPr>
             </w:pPr>
             <w:r>
-              <w:rPr>
-                <w:rFonts w:ascii="Comic Sans MS" w:hAnsi="Comic Sans MS"/>
-              </w:rPr>
               <w:t>Suppose one request comes:</w:t>
-            </w:r>
-          </w:p>
-          <w:p>
-            <w:pPr>
-              <w:pStyle w:val="HTMLPreformatted"/>
-              <w:rPr>
-                <w:rFonts w:ascii="Comic Sans MS" w:hAnsi="Comic Sans MS"/>
-                <w:sz w:val="24"/>
-                <w:szCs w:val="24"/>
-              </w:rPr>
-            </w:pPr>
-            <w:r>
-              <w:rPr>
-                <w:rStyle w:val="HTMLCode"/>
-                <w:rFonts w:ascii="Comic Sans MS" w:hAnsi="Comic Sans MS"/>
-                <w:sz w:val="24"/>
-                <w:szCs w:val="24"/>
-              </w:rPr>
-              <w:t>POST /payment</w:t>
-            </w:r>
-          </w:p>
-          <w:p>
-            <w:pPr>
-              <w:pStyle w:val="NormalWeb"/>
-              <w:spacing w:before="0" w:beforeAutospacing="0"/>
-              <w:rPr>
-                <w:rFonts w:ascii="Comic Sans MS" w:hAnsi="Comic Sans MS"/>
-              </w:rPr>
-            </w:pPr>
-            <w:r>
-              <w:rPr>
-                <w:rFonts w:ascii="Comic Sans MS" w:hAnsi="Comic Sans MS"/>
-              </w:rPr>
-              <w:t>You generate:</w:t>
-            </w:r>
-          </w:p>
-          <w:p>
-            <w:pPr>
-              <w:pStyle w:val="HTMLPreformatted"/>
-              <w:rPr>
-                <w:rFonts w:ascii="Comic Sans MS" w:hAnsi="Comic Sans MS"/>
-                <w:sz w:val="24"/>
-                <w:szCs w:val="24"/>
-              </w:rPr>
-            </w:pPr>
-            <w:r>
-              <w:rPr>
-                <w:rStyle w:val="HTMLCode"/>
-                <w:rFonts w:ascii="Comic Sans MS" w:hAnsi="Comic Sans MS"/>
-                <w:sz w:val="24"/>
-                <w:szCs w:val="24"/>
-              </w:rPr>
-              <w:t>REQ_ID=abc123</w:t>
-            </w:r>
-          </w:p>
-          <w:p>
-            <w:pPr>
-              <w:pStyle w:val="NormalWeb"/>
-              <w:spacing w:before="0" w:beforeAutospacing="0"/>
-              <w:rPr>
-                <w:rFonts w:ascii="Comic Sans MS" w:hAnsi="Comic Sans MS"/>
-              </w:rPr>
-            </w:pPr>
-            <w:r>
-              <w:rPr>
-                <w:rFonts w:ascii="Comic Sans MS" w:hAnsi="Comic Sans MS"/>
-              </w:rPr>
-              <w:t>Then every log for that request prints same ID:</w:t>
-            </w:r>
-          </w:p>
-          <w:p>
-            <w:pPr>
-              <w:pStyle w:val="HTMLPreformatted"/>
-              <w:rPr>
-                <w:rStyle w:val="HTMLCode"/>
-              </w:rPr>
-            </w:pPr>
-            <w:r>
-              <w:rPr>
-                <w:rStyle w:val="HTMLCode"/>
-              </w:rPr>
-              <w:t>[abc123] Request started</w:t>
-            </w:r>
-            <w:r>
-              <w:br/>
-            </w:r>
-            <w:r>
-              <w:rPr>
-                <w:rStyle w:val="HTMLCode"/>
-              </w:rPr>
-              <w:t>[abc123] Calling DB</w:t>
-            </w:r>
-            <w:r>
-              <w:br/>
-            </w:r>
-            <w:r>
-              <w:rPr>
-                <w:rStyle w:val="HTMLCode"/>
-              </w:rPr>
-              <w:t>[abc123] DB success</w:t>
-            </w:r>
-            <w:r>
-              <w:br/>
-            </w:r>
-            <w:r>
-              <w:rPr>
-                <w:rStyle w:val="HTMLCode"/>
-              </w:rPr>
-              <w:t xml:space="preserve">[abc123] Response sent </w:t>
             </w:r>
           </w:p>
           <w:p>
@@ -1181,28 +1089,97 @@
             </w:pPr>
             <w:r>
               <w:rPr>
-                <w:rFonts w:ascii="Comic Sans MS" w:hAnsi="Comic Sans MS" w:cs="Times New Roman"/>
-                <w:sz w:val="24"/>
-                <w:szCs w:val="24"/>
-              </w:rPr>
+                <w:rStyle w:val="HTMLCode"/>
+                <w:rFonts w:ascii="Comic Sans MS" w:hAnsi="Comic Sans MS"/>
+                <w:sz w:val="24"/>
+                <w:szCs w:val="24"/>
+              </w:rPr>
+              <w:t>POST /payment</w:t>
+            </w:r>
+          </w:p>
+          <w:p>
+            <w:pPr>
+              <w:pStyle w:val="NormalWeb"/>
+            </w:pPr>
+            <w:r>
+              <w:t>You generate:</w:t>
+            </w:r>
+          </w:p>
+          <w:p>
+            <w:pPr>
+              <w:pStyle w:val="HTMLPreformatted"/>
+            </w:pPr>
+            <w:r>
+              <w:rPr>
+                <w:rStyle w:val="HTMLCode"/>
+                <w:rFonts w:ascii="Comic Sans MS" w:hAnsi="Comic Sans MS"/>
+                <w:sz w:val="24"/>
+                <w:szCs w:val="24"/>
+              </w:rPr>
+              <w:t>REQ_ID=abc123</w:t>
+            </w:r>
+          </w:p>
+          <w:p>
+            <w:pPr>
+              <w:pStyle w:val="NormalWeb"/>
+            </w:pPr>
+            <w:r>
+              <w:t>Then every log for that request prints same ID:</w:t>
+            </w:r>
+          </w:p>
+          <w:p>
+            <w:pPr>
+              <w:pStyle w:val="HTMLPreformatted"/>
+              <w:rPr>
+                <w:rStyle w:val="HTMLCode"/>
+              </w:rPr>
+            </w:pPr>
+            <w:r>
+              <w:rPr>
+                <w:rStyle w:val="HTMLCode"/>
+              </w:rPr>
+              <w:t>[abc123] Request started</w:t>
+            </w:r>
+            <w:r>
+              <w:br/>
+            </w:r>
+            <w:r>
+              <w:rPr>
+                <w:rStyle w:val="HTMLCode"/>
+              </w:rPr>
+              <w:t>[abc123] Calling DB</w:t>
+            </w:r>
+            <w:r>
+              <w:br/>
+            </w:r>
+            <w:r>
+              <w:rPr>
+                <w:rStyle w:val="HTMLCode"/>
+              </w:rPr>
+              <w:t>[abc123] DB success</w:t>
+            </w:r>
+            <w:r>
+              <w:br/>
+            </w:r>
+            <w:r>
+              <w:rPr>
+                <w:rStyle w:val="HTMLCode"/>
+              </w:rPr>
+              <w:t xml:space="preserve">[abc123] Response sent </w:t>
+            </w:r>
+          </w:p>
+          <w:p>
+            <w:pPr>
+              <w:pStyle w:val="HTMLPreformatted"/>
+            </w:pPr>
+            <w:r>
               <w:t xml:space="preserve">//see here for every </w:t>
             </w:r>
             <w:r>
-              <w:rPr>
-                <w:rFonts w:ascii="Comic Sans MS" w:hAnsi="Comic Sans MS" w:cs="Times New Roman"/>
-                <w:sz w:val="24"/>
-                <w:szCs w:val="24"/>
-              </w:rPr>
               <w:t xml:space="preserve">log statement , we are attaching the unique thread num or id </w:t>
             </w:r>
           </w:p>
-          <w:p>
-            <w:pPr>
-              <w:rPr>
-                <w:lang w:val="en-US"/>
-              </w:rPr>
-            </w:pPr>
-          </w:p>
+          <w:p/>
         </w:tc>
         <w:tc>
           <w:tcPr>
@@ -1211,51 +1188,24 @@
           <w:p>
             <w:pPr>
               <w:pStyle w:val="Heading1"/>
-              <w:spacing w:before="0"/>
               <w:outlineLvl w:val="0"/>
-              <w:rPr>
-                <w:rFonts w:ascii="Comic Sans MS" w:hAnsi="Comic Sans MS"/>
-                <w:sz w:val="24"/>
-                <w:szCs w:val="24"/>
-              </w:rPr>
             </w:pPr>
             <w:r>
-              <w:rPr>
-                <w:rFonts w:ascii="Comic Sans MS" w:hAnsi="Comic Sans MS"/>
-                <w:sz w:val="24"/>
-                <w:szCs w:val="24"/>
-              </w:rPr>
               <w:t>Example using MDC</w:t>
             </w:r>
           </w:p>
           <w:p>
             <w:pPr>
               <w:pStyle w:val="Heading2"/>
-              <w:spacing w:before="0"/>
               <w:outlineLvl w:val="1"/>
-              <w:rPr>
-                <w:rFonts w:ascii="Comic Sans MS" w:hAnsi="Comic Sans MS"/>
-                <w:sz w:val="24"/>
-                <w:szCs w:val="24"/>
-              </w:rPr>
             </w:pPr>
             <w:r>
-              <w:rPr>
-                <w:rFonts w:ascii="Comic Sans MS" w:hAnsi="Comic Sans MS"/>
-                <w:sz w:val="24"/>
-                <w:szCs w:val="24"/>
-              </w:rPr>
               <w:t>Step 1: Create Filter</w:t>
             </w:r>
           </w:p>
           <w:p>
             <w:pPr>
               <w:pStyle w:val="HTMLPreformatted"/>
-              <w:rPr>
-                <w:rFonts w:ascii="Comic Sans MS" w:hAnsi="Comic Sans MS"/>
-                <w:sz w:val="24"/>
-                <w:szCs w:val="24"/>
-              </w:rPr>
             </w:pPr>
             <w:r>
               <w:rPr>
@@ -1330,11 +1280,6 @@
               <w:t>;</w:t>
             </w:r>
             <w:r>
-              <w:rPr>
-                <w:rFonts w:ascii="Comic Sans MS" w:hAnsi="Comic Sans MS"/>
-                <w:sz w:val="24"/>
-                <w:szCs w:val="24"/>
-              </w:rPr>
               <w:br/>
             </w:r>
             <w:r>
@@ -1410,11 +1355,6 @@
               <w:t>;</w:t>
             </w:r>
             <w:r>
-              <w:rPr>
-                <w:rFonts w:ascii="Comic Sans MS" w:hAnsi="Comic Sans MS"/>
-                <w:sz w:val="24"/>
-                <w:szCs w:val="24"/>
-              </w:rPr>
               <w:br/>
             </w:r>
             <w:r>
@@ -1481,11 +1421,6 @@
               <w:t>*;</w:t>
             </w:r>
             <w:r>
-              <w:rPr>
-                <w:rFonts w:ascii="Comic Sans MS" w:hAnsi="Comic Sans MS"/>
-                <w:sz w:val="24"/>
-                <w:szCs w:val="24"/>
-              </w:rPr>
               <w:br/>
             </w:r>
             <w:r>
@@ -1579,19 +1514,9 @@
               <w:t>;</w:t>
             </w:r>
             <w:r>
-              <w:rPr>
-                <w:rFonts w:ascii="Comic Sans MS" w:hAnsi="Comic Sans MS"/>
-                <w:sz w:val="24"/>
-                <w:szCs w:val="24"/>
-              </w:rPr>
               <w:br/>
             </w:r>
             <w:r>
-              <w:rPr>
-                <w:rFonts w:ascii="Comic Sans MS" w:hAnsi="Comic Sans MS"/>
-                <w:sz w:val="24"/>
-                <w:szCs w:val="24"/>
-              </w:rPr>
               <w:br/>
             </w:r>
             <w:r>
@@ -1667,19 +1592,9 @@
               <w:t>;</w:t>
             </w:r>
             <w:r>
-              <w:rPr>
-                <w:rFonts w:ascii="Comic Sans MS" w:hAnsi="Comic Sans MS"/>
-                <w:sz w:val="24"/>
-                <w:szCs w:val="24"/>
-              </w:rPr>
               <w:br/>
             </w:r>
             <w:r>
-              <w:rPr>
-                <w:rFonts w:ascii="Comic Sans MS" w:hAnsi="Comic Sans MS"/>
-                <w:sz w:val="24"/>
-                <w:szCs w:val="24"/>
-              </w:rPr>
               <w:br/>
             </w:r>
             <w:r>
@@ -1773,19 +1688,9 @@
               <w:t xml:space="preserve"> {</w:t>
             </w:r>
             <w:r>
-              <w:rPr>
-                <w:rFonts w:ascii="Comic Sans MS" w:hAnsi="Comic Sans MS"/>
-                <w:sz w:val="24"/>
-                <w:szCs w:val="24"/>
-              </w:rPr>
               <w:br/>
             </w:r>
             <w:r>
-              <w:rPr>
-                <w:rFonts w:ascii="Comic Sans MS" w:hAnsi="Comic Sans MS"/>
-                <w:sz w:val="24"/>
-                <w:szCs w:val="24"/>
-              </w:rPr>
               <w:br/>
             </w:r>
             <w:r>
@@ -1807,11 +1712,6 @@
               <w:t>Override</w:t>
             </w:r>
             <w:r>
-              <w:rPr>
-                <w:rFonts w:ascii="Comic Sans MS" w:hAnsi="Comic Sans MS"/>
-                <w:sz w:val="24"/>
-                <w:szCs w:val="24"/>
-              </w:rPr>
               <w:br/>
             </w:r>
             <w:r>
@@ -1914,11 +1814,6 @@
               <w:t>,</w:t>
             </w:r>
             <w:r>
-              <w:rPr>
-                <w:rFonts w:ascii="Comic Sans MS" w:hAnsi="Comic Sans MS"/>
-                <w:sz w:val="24"/>
-                <w:szCs w:val="24"/>
-              </w:rPr>
               <w:br/>
             </w:r>
             <w:r>
@@ -1967,11 +1862,6 @@
               <w:t>,</w:t>
             </w:r>
             <w:r>
-              <w:rPr>
-                <w:rFonts w:ascii="Comic Sans MS" w:hAnsi="Comic Sans MS"/>
-                <w:sz w:val="24"/>
-                <w:szCs w:val="24"/>
-              </w:rPr>
               <w:br/>
             </w:r>
             <w:r>
@@ -2020,11 +1910,6 @@
               <w:t>)</w:t>
             </w:r>
             <w:r>
-              <w:rPr>
-                <w:rFonts w:ascii="Comic Sans MS" w:hAnsi="Comic Sans MS"/>
-                <w:sz w:val="24"/>
-                <w:szCs w:val="24"/>
-              </w:rPr>
               <w:br/>
             </w:r>
             <w:r>
@@ -2091,19 +1976,9 @@
               <w:t xml:space="preserve"> {</w:t>
             </w:r>
             <w:r>
-              <w:rPr>
-                <w:rFonts w:ascii="Comic Sans MS" w:hAnsi="Comic Sans MS"/>
-                <w:sz w:val="24"/>
-                <w:szCs w:val="24"/>
-              </w:rPr>
               <w:br/>
             </w:r>
             <w:r>
-              <w:rPr>
-                <w:rFonts w:ascii="Comic Sans MS" w:hAnsi="Comic Sans MS"/>
-                <w:sz w:val="24"/>
-                <w:szCs w:val="24"/>
-              </w:rPr>
               <w:br/>
             </w:r>
             <w:r>
@@ -2233,19 +2108,9 @@
               <w:t>();</w:t>
             </w:r>
             <w:r>
-              <w:rPr>
-                <w:rFonts w:ascii="Comic Sans MS" w:hAnsi="Comic Sans MS"/>
-                <w:sz w:val="24"/>
-                <w:szCs w:val="24"/>
-              </w:rPr>
               <w:br/>
             </w:r>
             <w:r>
-              <w:rPr>
-                <w:rFonts w:ascii="Comic Sans MS" w:hAnsi="Comic Sans MS"/>
-                <w:sz w:val="24"/>
-                <w:szCs w:val="24"/>
-              </w:rPr>
               <w:br/>
             </w:r>
             <w:r>
@@ -2330,19 +2195,9 @@
               <w:t>);</w:t>
             </w:r>
             <w:r>
-              <w:rPr>
-                <w:rFonts w:ascii="Comic Sans MS" w:hAnsi="Comic Sans MS"/>
-                <w:sz w:val="24"/>
-                <w:szCs w:val="24"/>
-              </w:rPr>
               <w:br/>
             </w:r>
             <w:r>
-              <w:rPr>
-                <w:rFonts w:ascii="Comic Sans MS" w:hAnsi="Comic Sans MS"/>
-                <w:sz w:val="24"/>
-                <w:szCs w:val="24"/>
-              </w:rPr>
               <w:br/>
             </w:r>
             <w:r>
@@ -2373,11 +2228,6 @@
               <w:t xml:space="preserve"> {</w:t>
             </w:r>
             <w:r>
-              <w:rPr>
-                <w:rFonts w:ascii="Comic Sans MS" w:hAnsi="Comic Sans MS"/>
-                <w:sz w:val="24"/>
-                <w:szCs w:val="24"/>
-              </w:rPr>
               <w:br/>
             </w:r>
             <w:r>
@@ -2462,11 +2312,6 @@
               <w:t>);</w:t>
             </w:r>
             <w:r>
-              <w:rPr>
-                <w:rFonts w:ascii="Comic Sans MS" w:hAnsi="Comic Sans MS"/>
-                <w:sz w:val="24"/>
-                <w:szCs w:val="24"/>
-              </w:rPr>
               <w:br/>
             </w:r>
             <w:r>
@@ -2497,11 +2342,6 @@
               <w:t xml:space="preserve"> {</w:t>
             </w:r>
             <w:r>
-              <w:rPr>
-                <w:rFonts w:ascii="Comic Sans MS" w:hAnsi="Comic Sans MS"/>
-                <w:sz w:val="24"/>
-                <w:szCs w:val="24"/>
-              </w:rPr>
               <w:br/>
             </w:r>
             <w:r>
@@ -2550,11 +2390,6 @@
               <w:t>();</w:t>
             </w:r>
             <w:r>
-              <w:rPr>
-                <w:rFonts w:ascii="Comic Sans MS" w:hAnsi="Comic Sans MS"/>
-                <w:sz w:val="24"/>
-                <w:szCs w:val="24"/>
-              </w:rPr>
               <w:br/>
             </w:r>
             <w:r>
@@ -2567,11 +2402,6 @@
               <w:t xml:space="preserve">        }</w:t>
             </w:r>
             <w:r>
-              <w:rPr>
-                <w:rFonts w:ascii="Comic Sans MS" w:hAnsi="Comic Sans MS"/>
-                <w:sz w:val="24"/>
-                <w:szCs w:val="24"/>
-              </w:rPr>
               <w:br/>
             </w:r>
             <w:r>
@@ -2584,11 +2414,6 @@
               <w:t xml:space="preserve">    }</w:t>
             </w:r>
             <w:r>
-              <w:rPr>
-                <w:rFonts w:ascii="Comic Sans MS" w:hAnsi="Comic Sans MS"/>
-                <w:sz w:val="24"/>
-                <w:szCs w:val="24"/>
-              </w:rPr>
               <w:br/>
             </w:r>
             <w:r>
@@ -2602,17 +2427,7 @@
             </w:r>
           </w:p>
           <w:p>
-            <w:pPr>
-              <w:rPr>
-                <w:rFonts w:ascii="Comic Sans MS" w:hAnsi="Comic Sans MS"/>
-                <w:szCs w:val="24"/>
-              </w:rPr>
-            </w:pPr>
-            <w:r>
-              <w:rPr>
-                <w:rFonts w:ascii="Comic Sans MS" w:hAnsi="Comic Sans MS"/>
-                <w:szCs w:val="24"/>
-              </w:rPr>
+            <w:r>
               <w:pict>
                 <v:rect id="_x0000_i1025" style="width:0;height:1.5pt" o:hralign="center" o:hrstd="t" o:hr="t" fillcolor="#a0a0a0" stroked="f"/>
               </w:pict>
@@ -2621,46 +2436,23 @@
           <w:p>
             <w:pPr>
               <w:pStyle w:val="Heading1"/>
-              <w:spacing w:before="0"/>
               <w:outlineLvl w:val="0"/>
-              <w:rPr>
-                <w:rFonts w:ascii="Comic Sans MS" w:hAnsi="Comic Sans MS"/>
-                <w:sz w:val="24"/>
-                <w:szCs w:val="24"/>
-              </w:rPr>
             </w:pPr>
             <w:r>
-              <w:rPr>
-                <w:rFonts w:ascii="Comic Sans MS" w:hAnsi="Comic Sans MS"/>
-                <w:sz w:val="24"/>
-                <w:szCs w:val="24"/>
-              </w:rPr>
               <w:t>Step 2: Configure Log Pattern</w:t>
             </w:r>
           </w:p>
           <w:p>
             <w:pPr>
               <w:pStyle w:val="NormalWeb"/>
-              <w:spacing w:before="0" w:beforeAutospacing="0"/>
-              <w:rPr>
-                <w:rFonts w:ascii="Comic Sans MS" w:hAnsi="Comic Sans MS"/>
-              </w:rPr>
             </w:pPr>
             <w:r>
-              <w:rPr>
-                <w:rFonts w:ascii="Comic Sans MS" w:hAnsi="Comic Sans MS"/>
-              </w:rPr>
               <w:t>For Logback:</w:t>
             </w:r>
           </w:p>
           <w:p>
             <w:pPr>
               <w:pStyle w:val="HTMLPreformatted"/>
-              <w:rPr>
-                <w:rFonts w:ascii="Comic Sans MS" w:hAnsi="Comic Sans MS"/>
-                <w:sz w:val="24"/>
-                <w:szCs w:val="24"/>
-              </w:rPr>
             </w:pPr>
             <w:r>
               <w:rPr>
@@ -2693,26 +2485,14 @@
           <w:p>
             <w:pPr>
               <w:pStyle w:val="NormalWeb"/>
-              <w:spacing w:before="0" w:beforeAutospacing="0"/>
-              <w:rPr>
-                <w:rFonts w:ascii="Comic Sans MS" w:hAnsi="Comic Sans MS"/>
-              </w:rPr>
             </w:pPr>
             <w:r>
-              <w:rPr>
-                <w:rFonts w:ascii="Comic Sans MS" w:hAnsi="Comic Sans MS"/>
-              </w:rPr>
               <w:t>Now logs become:</w:t>
             </w:r>
           </w:p>
           <w:p>
             <w:pPr>
               <w:pStyle w:val="HTMLPreformatted"/>
-              <w:rPr>
-                <w:rFonts w:ascii="Comic Sans MS" w:hAnsi="Comic Sans MS"/>
-                <w:sz w:val="24"/>
-                <w:szCs w:val="24"/>
-              </w:rPr>
             </w:pPr>
             <w:r>
               <w:rPr>
@@ -2724,34 +2504,18 @@
               <w:t>2026-05-28 INFO [123-abc] PaymentService - payment started</w:t>
             </w:r>
           </w:p>
-          <w:p>
-            <w:pPr>
-              <w:rPr>
-                <w:lang w:val="en-US"/>
-              </w:rPr>
-            </w:pPr>
-          </w:p>
+          <w:p/>
         </w:tc>
         <w:tc>
           <w:tcPr>
             <w:tcW w:w="7197" w:type="dxa"/>
           </w:tcPr>
           <w:p>
-            <w:pPr>
-              <w:rPr>
-                <w:lang w:val="en-US"/>
-              </w:rPr>
-            </w:pPr>
-            <w:r>
-              <w:rPr>
-                <w:lang w:val="en-US"/>
-              </w:rPr>
+            <w:r>
+              <w:lastRenderedPageBreak/>
               <w:t>how I did in my real time projects</w:t>
             </w:r>
             <w:r>
-              <w:rPr>
-                <w:lang w:val="en-US"/>
-              </w:rPr>
               <w:t xml:space="preserve"> – this is manual way not recommended in real projects – use MDC only that’s better</w:t>
             </w:r>
           </w:p>
@@ -2762,14 +2526,8 @@
                 <w:ilvl w:val="0"/>
                 <w:numId w:val="5"/>
               </w:numPr>
-              <w:rPr>
-                <w:lang w:val="en-US"/>
-              </w:rPr>
             </w:pPr>
             <w:r>
-              <w:rPr>
-                <w:lang w:val="en-US"/>
-              </w:rPr>
               <w:t>fetch the tranid from payload</w:t>
             </w:r>
           </w:p>
@@ -2780,115 +2538,43 @@
                 <w:ilvl w:val="0"/>
                 <w:numId w:val="5"/>
               </w:numPr>
-              <w:rPr>
-                <w:lang w:val="en-US"/>
-              </w:rPr>
             </w:pPr>
             <w:r>
-              <w:rPr>
-                <w:lang w:val="en-US"/>
-              </w:rPr>
               <w:t>generate any random number</w:t>
             </w:r>
             <w:r>
-              <w:rPr>
-                <w:lang w:val="en-US"/>
-              </w:rPr>
               <w:t xml:space="preserve"> using SecureRandom</w:t>
             </w:r>
           </w:p>
           <w:p>
-            <w:pPr>
-              <w:ind w:left="360"/>
-              <w:rPr>
-                <w:lang w:val="en-US"/>
-              </w:rPr>
-            </w:pPr>
-            <w:r>
-              <w:rPr>
-                <w:lang w:val="en-US"/>
-              </w:rPr>
+            <w:r>
               <w:t>new BigInteger(130,new SecRandom()).touppercase</w:t>
             </w:r>
           </w:p>
-          <w:p>
-            <w:pPr>
-              <w:ind w:left="360"/>
-              <w:rPr>
-                <w:lang w:val="en-US"/>
-              </w:rPr>
-            </w:pPr>
-          </w:p>
-          <w:p>
-            <w:pPr>
-              <w:ind w:left="360"/>
-              <w:rPr>
-                <w:lang w:val="en-US"/>
-              </w:rPr>
-            </w:pPr>
-            <w:r>
-              <w:rPr>
-                <w:lang w:val="en-US"/>
-              </w:rPr>
+          <w:p/>
+          <w:p>
+            <w:r>
               <w:t>//write the below line in incoming filter</w:t>
             </w:r>
           </w:p>
           <w:p>
-            <w:pPr>
-              <w:ind w:left="360"/>
-              <w:rPr>
-                <w:lang w:val="en-US"/>
-              </w:rPr>
-            </w:pPr>
-            <w:r>
-              <w:rPr>
-                <w:lang w:val="en-US"/>
-              </w:rPr>
+            <w:r>
               <w:t>MessageThreadLocal.set(“randomNumber”+”123TranId”)</w:t>
             </w:r>
           </w:p>
-          <w:p>
-            <w:pPr>
-              <w:ind w:left="360"/>
-              <w:rPr>
-                <w:lang w:val="en-US"/>
-              </w:rPr>
-            </w:pPr>
-          </w:p>
-          <w:p>
-            <w:pPr>
-              <w:ind w:left="360"/>
-              <w:rPr>
-                <w:lang w:val="en-US"/>
-              </w:rPr>
-            </w:pPr>
-            <w:r>
-              <w:rPr>
-                <w:lang w:val="en-US"/>
-              </w:rPr>
+          <w:p/>
+          <w:p>
+            <w:r>
               <w:t xml:space="preserve">in very log </w:t>
             </w:r>
             <w:r>
-              <w:rPr>
-                <w:lang w:val="en-US"/>
-              </w:rPr>
               <w:t xml:space="preserve">we will log as </w:t>
             </w:r>
             <w:r>
-              <w:rPr>
-                <w:lang w:val="en-US"/>
-              </w:rPr>
               <w:t>– issue is if we are logging 200 times, we have to write that .get() in every logger manually</w:t>
             </w:r>
           </w:p>
-          <w:p>
-            <w:pPr>
-              <w:ind w:left="360"/>
-              <w:rPr>
-                <w:lang w:val="en-US"/>
-              </w:rPr>
-            </w:pPr>
-          </w:p>
+          <w:p/>
           <w:p>
             <w:pPr>
               <w:pStyle w:val="NoSpacing"/>
@@ -2904,53 +2590,25 @@
               <w:t>Log.info(‘ {} hello welcome’, MessageThreadLocal.get() )</w:t>
             </w:r>
           </w:p>
-          <w:p>
-            <w:pPr>
-              <w:ind w:left="360"/>
-              <w:rPr>
-                <w:lang w:val="en-US"/>
-              </w:rPr>
-            </w:pPr>
-          </w:p>
+          <w:p/>
           <w:p>
             <w:pPr>
               <w:pStyle w:val="ListParagraph"/>
-              <w:rPr>
-                <w:lang w:val="en-US"/>
-              </w:rPr>
             </w:pPr>
           </w:p>
         </w:tc>
       </w:tr>
     </w:tbl>
+    <w:p/>
     <w:p>
       <w:pPr>
-        <w:rPr>
-          <w:lang w:val="en-US"/>
-        </w:rPr>
-      </w:pPr>
+        <w:pStyle w:val="Heading2"/>
+      </w:pPr>
+      <w:r>
+        <w:t>All class names ending with ER</w:t>
+      </w:r>
     </w:p>
-    <w:p>
-      <w:pPr>
-        <w:pStyle w:val="Heading2"/>
-        <w:rPr>
-          <w:lang w:val="en-US"/>
-        </w:rPr>
-      </w:pPr>
-      <w:r>
-        <w:rPr>
-          <w:lang w:val="en-US"/>
-        </w:rPr>
-        <w:t>All class names ending with ER</w:t>
-      </w:r>
-    </w:p>
-    <w:p>
-      <w:pPr>
-        <w:rPr>
-          <w:lang w:val="en-US"/>
-        </w:rPr>
-      </w:pPr>
-    </w:p>
+    <w:p/>
     <w:tbl>
       <w:tblPr>
         <w:tblStyle w:val="TableGrid"/>
@@ -2968,288 +2626,112 @@
             <w:tcW w:w="4508" w:type="dxa"/>
           </w:tcPr>
           <w:p>
-            <w:pPr>
-              <w:rPr>
-                <w:lang w:val="en-US"/>
-              </w:rPr>
-            </w:pPr>
-            <w:r>
-              <w:rPr>
-                <w:lang w:val="en-US"/>
-              </w:rPr>
+            <w:r>
               <w:t>Factory</w:t>
             </w:r>
           </w:p>
           <w:p>
-            <w:pPr>
-              <w:rPr>
-                <w:lang w:val="en-US"/>
-              </w:rPr>
-            </w:pPr>
-            <w:r>
-              <w:rPr>
-                <w:lang w:val="en-US"/>
-              </w:rPr>
+            <w:r>
               <w:t>Client</w:t>
             </w:r>
           </w:p>
           <w:p>
-            <w:pPr>
-              <w:rPr>
-                <w:lang w:val="en-US"/>
-              </w:rPr>
-            </w:pPr>
-            <w:r>
-              <w:rPr>
-                <w:lang w:val="en-US"/>
-              </w:rPr>
+            <w:r>
               <w:t>Filter</w:t>
             </w:r>
           </w:p>
           <w:p>
-            <w:pPr>
-              <w:rPr>
-                <w:lang w:val="en-US"/>
-              </w:rPr>
-            </w:pPr>
-            <w:r>
-              <w:rPr>
-                <w:lang w:val="en-US"/>
-              </w:rPr>
+            <w:r>
               <w:t>Helper</w:t>
             </w:r>
           </w:p>
           <w:p>
-            <w:pPr>
-              <w:rPr>
-                <w:lang w:val="en-US"/>
-              </w:rPr>
-            </w:pPr>
-            <w:r>
-              <w:rPr>
-                <w:lang w:val="en-US"/>
-              </w:rPr>
+            <w:r>
               <w:t>Handler</w:t>
             </w:r>
           </w:p>
           <w:p>
-            <w:pPr>
-              <w:rPr>
-                <w:lang w:val="en-US"/>
-              </w:rPr>
-            </w:pPr>
-            <w:r>
-              <w:rPr>
-                <w:lang w:val="en-US"/>
-              </w:rPr>
+            <w:r>
               <w:t>Initializer</w:t>
             </w:r>
           </w:p>
           <w:p>
-            <w:pPr>
-              <w:rPr>
-                <w:lang w:val="en-US"/>
-              </w:rPr>
-            </w:pPr>
-            <w:r>
-              <w:rPr>
-                <w:lang w:val="en-US"/>
-              </w:rPr>
+            <w:r>
               <w:t>Processor-eventProcessor</w:t>
             </w:r>
           </w:p>
           <w:p>
-            <w:pPr>
-              <w:rPr>
-                <w:lang w:val="en-US"/>
-              </w:rPr>
-            </w:pPr>
-            <w:r>
-              <w:rPr>
-                <w:lang w:val="en-US"/>
-              </w:rPr>
+            <w:r>
               <w:t>Provider</w:t>
             </w:r>
           </w:p>
           <w:p>
-            <w:pPr>
-              <w:rPr>
-                <w:lang w:val="en-US"/>
-              </w:rPr>
-            </w:pPr>
-            <w:r>
-              <w:rPr>
-                <w:lang w:val="en-US"/>
-              </w:rPr>
+            <w:r>
               <w:t>Listener</w:t>
             </w:r>
           </w:p>
           <w:p>
-            <w:pPr>
-              <w:rPr>
-                <w:lang w:val="en-US"/>
-              </w:rPr>
-            </w:pPr>
-            <w:r>
-              <w:rPr>
-                <w:lang w:val="en-US"/>
-              </w:rPr>
+            <w:r>
               <w:t>Manager-search Manager</w:t>
             </w:r>
           </w:p>
           <w:p>
-            <w:pPr>
-              <w:rPr>
-                <w:lang w:val="en-US"/>
-              </w:rPr>
-            </w:pPr>
-            <w:r>
-              <w:rPr>
-                <w:lang w:val="en-US"/>
-              </w:rPr>
+            <w:r>
               <w:t>owner</w:t>
             </w:r>
           </w:p>
           <w:p>
-            <w:pPr>
-              <w:rPr>
-                <w:lang w:val="en-US"/>
-              </w:rPr>
-            </w:pPr>
-            <w:r>
-              <w:rPr>
-                <w:lang w:val="en-US"/>
-              </w:rPr>
+            <w:r>
               <w:t>Observer</w:t>
             </w:r>
           </w:p>
           <w:p>
-            <w:pPr>
-              <w:rPr>
-                <w:lang w:val="en-US"/>
-              </w:rPr>
-            </w:pPr>
-            <w:r>
-              <w:rPr>
-                <w:lang w:val="en-US"/>
-              </w:rPr>
+            <w:r>
               <w:t>Producer Publisher,</w:t>
             </w:r>
           </w:p>
           <w:p>
-            <w:pPr>
-              <w:rPr>
-                <w:lang w:val="en-US"/>
-              </w:rPr>
-            </w:pPr>
-            <w:r>
-              <w:rPr>
-                <w:lang w:val="en-US"/>
-              </w:rPr>
+            <w:r>
               <w:t>Server, service</w:t>
             </w:r>
           </w:p>
           <w:p>
-            <w:pPr>
-              <w:rPr>
-                <w:lang w:val="en-US"/>
-              </w:rPr>
-            </w:pPr>
-            <w:r>
-              <w:rPr>
-                <w:lang w:val="en-US"/>
-              </w:rPr>
+            <w:r>
               <w:t>Validator</w:t>
             </w:r>
           </w:p>
           <w:p>
-            <w:pPr>
-              <w:rPr>
-                <w:lang w:val="en-US"/>
-              </w:rPr>
-            </w:pPr>
-            <w:r>
-              <w:rPr>
-                <w:lang w:val="en-US"/>
-              </w:rPr>
+            <w:r>
               <w:t>Watcher -FolderWatcher,</w:t>
             </w:r>
           </w:p>
           <w:p>
-            <w:pPr>
-              <w:rPr>
-                <w:lang w:val="en-US"/>
-              </w:rPr>
-            </w:pPr>
-            <w:r>
-              <w:rPr>
-                <w:lang w:val="en-US"/>
-              </w:rPr>
+            <w:r>
               <w:t>worker</w:t>
             </w:r>
           </w:p>
           <w:p>
-            <w:pPr>
-              <w:rPr>
-                <w:lang w:val="en-US"/>
-              </w:rPr>
-            </w:pPr>
-            <w:r>
-              <w:rPr>
-                <w:lang w:val="en-US"/>
-              </w:rPr>
+            <w:r>
               <w:t>Manager</w:t>
             </w:r>
           </w:p>
           <w:p>
-            <w:pPr>
-              <w:rPr>
-                <w:lang w:val="en-US"/>
-              </w:rPr>
-            </w:pPr>
-            <w:r>
-              <w:rPr>
-                <w:lang w:val="en-US"/>
-              </w:rPr>
+            <w:r>
               <w:t>Producer</w:t>
             </w:r>
           </w:p>
           <w:p>
-            <w:pPr>
-              <w:rPr>
-                <w:lang w:val="en-US"/>
-              </w:rPr>
-            </w:pPr>
-            <w:r>
-              <w:rPr>
-                <w:lang w:val="en-US"/>
-              </w:rPr>
+            <w:r>
               <w:t>DTO-Execution statusDTO</w:t>
             </w:r>
           </w:p>
           <w:p>
-            <w:pPr>
-              <w:rPr>
-                <w:lang w:val="en-US"/>
-              </w:rPr>
-            </w:pPr>
-            <w:r>
-              <w:rPr>
-                <w:lang w:val="en-US"/>
-              </w:rPr>
+            <w:r>
               <w:t>Audit</w:t>
             </w:r>
           </w:p>
           <w:p>
-            <w:pPr>
-              <w:rPr>
-                <w:lang w:val="en-US"/>
-              </w:rPr>
-            </w:pPr>
-            <w:r>
-              <w:rPr>
-                <w:lang w:val="en-US"/>
-              </w:rPr>
+            <w:r>
               <w:t>Factory</w:t>
             </w:r>
           </w:p>
@@ -3259,607 +2741,1781 @@
             <w:tcW w:w="4508" w:type="dxa"/>
           </w:tcPr>
           <w:p>
-            <w:pPr>
-              <w:rPr>
-                <w:lang w:val="en-US"/>
-              </w:rPr>
-            </w:pPr>
-            <w:r>
-              <w:rPr>
-                <w:lang w:val="en-US"/>
-              </w:rPr>
+            <w:r>
               <w:t>Service</w:t>
             </w:r>
           </w:p>
           <w:p>
-            <w:pPr>
-              <w:rPr>
-                <w:lang w:val="en-US"/>
-              </w:rPr>
-            </w:pPr>
-            <w:r>
-              <w:rPr>
-                <w:lang w:val="en-US"/>
-              </w:rPr>
+            <w:r>
               <w:t>DAO</w:t>
             </w:r>
           </w:p>
           <w:p>
-            <w:pPr>
-              <w:rPr>
-                <w:lang w:val="en-US"/>
-              </w:rPr>
-            </w:pPr>
-            <w:r>
-              <w:rPr>
-                <w:lang w:val="en-US"/>
-              </w:rPr>
+            <w:r>
               <w:t>Request</w:t>
             </w:r>
           </w:p>
           <w:p>
-            <w:pPr>
-              <w:rPr>
-                <w:lang w:val="en-US"/>
-              </w:rPr>
-            </w:pPr>
-            <w:r>
-              <w:rPr>
-                <w:lang w:val="en-US"/>
-              </w:rPr>
+            <w:r>
               <w:t>Response</w:t>
             </w:r>
           </w:p>
           <w:p>
-            <w:pPr>
-              <w:rPr>
-                <w:lang w:val="en-US"/>
-              </w:rPr>
-            </w:pPr>
-            <w:r>
-              <w:rPr>
-                <w:lang w:val="en-US"/>
-              </w:rPr>
+            <w:r>
               <w:t>Adapter</w:t>
             </w:r>
           </w:p>
           <w:p>
-            <w:pPr>
-              <w:rPr>
-                <w:lang w:val="en-US"/>
-              </w:rPr>
-            </w:pPr>
-            <w:r>
-              <w:rPr>
-                <w:lang w:val="en-US"/>
-              </w:rPr>
+            <w:r>
               <w:t>transaformer</w:t>
             </w:r>
           </w:p>
           <w:p>
-            <w:pPr>
-              <w:rPr>
-                <w:lang w:val="en-US"/>
-              </w:rPr>
-            </w:pPr>
-            <w:r>
-              <w:rPr>
-                <w:lang w:val="en-US"/>
-              </w:rPr>
+            <w:r>
               <w:t>Some time package name contains the year</w:t>
             </w:r>
           </w:p>
           <w:p>
-            <w:pPr>
-              <w:rPr>
-                <w:lang w:val="en-US"/>
-              </w:rPr>
-            </w:pPr>
-            <w:r>
-              <w:rPr>
-                <w:lang w:val="en-US"/>
-              </w:rPr>
+            <w:r>
               <w:t>ServiceImpl</w:t>
             </w:r>
           </w:p>
           <w:p>
-            <w:pPr>
-              <w:rPr>
-                <w:lang w:val="en-US"/>
-              </w:rPr>
-            </w:pPr>
-            <w:r>
-              <w:rPr>
-                <w:lang w:val="en-US"/>
-              </w:rPr>
+            <w:r>
               <w:t>TokenvalidationService-bec it will validate th</w:t>
             </w:r>
           </w:p>
           <w:p>
-            <w:pPr>
-              <w:rPr>
-                <w:lang w:val="en-US"/>
-              </w:rPr>
-            </w:pPr>
-            <w:r>
-              <w:rPr>
-                <w:lang w:val="en-US"/>
-              </w:rPr>
+            <w:r>
               <w:t>TradeInstructionDaolmpl</w:t>
             </w:r>
           </w:p>
           <w:p>
-            <w:pPr>
-              <w:rPr>
-                <w:lang w:val="en-US"/>
-              </w:rPr>
-            </w:pPr>
-            <w:r>
-              <w:rPr>
-                <w:lang w:val="en-US"/>
-              </w:rPr>
+            <w:r>
               <w:t>Examples</w:t>
             </w:r>
           </w:p>
           <w:p>
-            <w:pPr>
-              <w:rPr>
-                <w:lang w:val="en-US"/>
-              </w:rPr>
-            </w:pPr>
-            <w:r>
-              <w:rPr>
-                <w:lang w:val="en-US"/>
-              </w:rPr>
+            <w:r>
               <w:t>submitservice</w:t>
             </w:r>
           </w:p>
           <w:p>
-            <w:pPr>
-              <w:rPr>
-                <w:lang w:val="en-US"/>
-              </w:rPr>
-            </w:pPr>
-            <w:r>
-              <w:rPr>
-                <w:lang w:val="en-US"/>
-              </w:rPr>
+            <w:r>
               <w:t>Names for pojos</w:t>
             </w:r>
           </w:p>
           <w:p>
-            <w:pPr>
-              <w:rPr>
-                <w:lang w:val="en-US"/>
-              </w:rPr>
-            </w:pPr>
-            <w:r>
-              <w:rPr>
-                <w:lang w:val="en-US"/>
-              </w:rPr>
+            <w:r>
               <w:t>DTO,</w:t>
             </w:r>
           </w:p>
           <w:p>
-            <w:pPr>
-              <w:rPr>
-                <w:lang w:val="en-US"/>
-              </w:rPr>
-            </w:pPr>
-            <w:r>
-              <w:rPr>
-                <w:lang w:val="en-US"/>
-              </w:rPr>
+            <w:r>
               <w:t>eventDTO-when we are listening to a messag PO</w:t>
             </w:r>
           </w:p>
           <w:p>
-            <w:pPr>
-              <w:rPr>
-                <w:lang w:val="en-US"/>
-              </w:rPr>
-            </w:pPr>
-            <w:r>
-              <w:rPr>
-                <w:lang w:val="en-US"/>
-              </w:rPr>
+            <w:r>
               <w:t>Checker- HealthChecker</w:t>
             </w:r>
           </w:p>
           <w:p>
-            <w:pPr>
-              <w:rPr>
-                <w:lang w:val="en-US"/>
-              </w:rPr>
-            </w:pPr>
-            <w:r>
-              <w:rPr>
-                <w:lang w:val="en-US"/>
-              </w:rPr>
+            <w:r>
               <w:t>Connection, Consumer, Converter, context</w:t>
             </w:r>
           </w:p>
           <w:p>
-            <w:pPr>
-              <w:rPr>
-                <w:lang w:val="en-US"/>
-              </w:rPr>
-            </w:pPr>
-            <w:r>
-              <w:rPr>
-                <w:lang w:val="en-US"/>
-              </w:rPr>
+            <w:r>
               <w:t>Client</w:t>
             </w:r>
           </w:p>
           <w:p>
-            <w:pPr>
-              <w:rPr>
-                <w:lang w:val="en-US"/>
-              </w:rPr>
-            </w:pPr>
-            <w:r>
-              <w:rPr>
-                <w:lang w:val="en-US"/>
-              </w:rPr>
+            <w:r>
               <w:t>EventListener -if that is listening for an eve</w:t>
             </w:r>
           </w:p>
-          <w:p>
-            <w:pPr>
-              <w:rPr>
-                <w:lang w:val="en-US"/>
-              </w:rPr>
-            </w:pPr>
-          </w:p>
+          <w:p/>
         </w:tc>
         <w:tc>
           <w:tcPr>
             <w:tcW w:w="4508" w:type="dxa"/>
           </w:tcPr>
           <w:p>
-            <w:pPr>
-              <w:rPr>
-                <w:lang w:val="en-US"/>
-              </w:rPr>
-            </w:pPr>
-            <w:r>
-              <w:rPr>
-                <w:lang w:val="en-US"/>
-              </w:rPr>
+            <w:r>
               <w:t>Reader, Writer,</w:t>
             </w:r>
             <w:r>
-              <w:rPr>
-                <w:lang w:val="en-US"/>
-              </w:rPr>
               <w:t xml:space="preserve"> </w:t>
             </w:r>
             <w:r>
-              <w:rPr>
-                <w:lang w:val="en-US"/>
-              </w:rPr>
               <w:t>Processor/</w:t>
             </w:r>
             <w:r>
-              <w:rPr>
-                <w:lang w:val="en-US"/>
-              </w:rPr>
               <w:t xml:space="preserve"> </w:t>
             </w:r>
             <w:r>
-              <w:rPr>
-                <w:lang w:val="en-US"/>
-              </w:rPr>
               <w:t>Adapter - ItemPrrocessor</w:t>
             </w:r>
           </w:p>
           <w:p>
-            <w:pPr>
-              <w:rPr>
-                <w:lang w:val="en-US"/>
-              </w:rPr>
-            </w:pPr>
-            <w:r>
-              <w:rPr>
-                <w:lang w:val="en-US"/>
-              </w:rPr>
+            <w:r>
               <w:t>EventListener (Use this in case ur listening to some MQ messages/ When an event triggerred)</w:t>
             </w:r>
           </w:p>
           <w:p>
-            <w:pPr>
-              <w:rPr>
-                <w:lang w:val="en-US"/>
-              </w:rPr>
-            </w:pPr>
-            <w:r>
-              <w:rPr>
-                <w:lang w:val="en-US"/>
-              </w:rPr>
+            <w:r>
               <w:t>Manager, Delegator, Server</w:t>
             </w:r>
           </w:p>
           <w:p>
-            <w:pPr>
-              <w:rPr>
-                <w:lang w:val="en-US"/>
-              </w:rPr>
-            </w:pPr>
-            <w:r>
-              <w:rPr>
-                <w:lang w:val="en-US"/>
-              </w:rPr>
+            <w:r>
               <w:t>Consumer, Transformer,</w:t>
             </w:r>
           </w:p>
           <w:p>
-            <w:pPr>
-              <w:rPr>
-                <w:lang w:val="en-US"/>
-              </w:rPr>
-            </w:pPr>
-            <w:r>
-              <w:rPr>
-                <w:lang w:val="en-US"/>
-              </w:rPr>
+            <w:r>
               <w:t>Helper,mapper</w:t>
             </w:r>
           </w:p>
           <w:p>
-            <w:pPr>
-              <w:rPr>
-                <w:lang w:val="en-US"/>
-              </w:rPr>
-            </w:pPr>
-            <w:r>
-              <w:rPr>
-                <w:lang w:val="en-US"/>
-              </w:rPr>
+            <w:r>
               <w:t>Controller</w:t>
             </w:r>
           </w:p>
           <w:p>
-            <w:pPr>
-              <w:rPr>
-                <w:lang w:val="en-US"/>
-              </w:rPr>
-            </w:pPr>
-            <w:r>
-              <w:rPr>
-                <w:lang w:val="en-US"/>
-              </w:rPr>
+            <w:r>
               <w:t>Message builder</w:t>
             </w:r>
           </w:p>
           <w:p>
-            <w:pPr>
-              <w:rPr>
-                <w:lang w:val="en-US"/>
-              </w:rPr>
-            </w:pPr>
-            <w:r>
-              <w:rPr>
-                <w:lang w:val="en-US"/>
-              </w:rPr>
+            <w:r>
               <w:t>Builder</w:t>
             </w:r>
           </w:p>
-          <w:p>
-            <w:pPr>
-              <w:rPr>
-                <w:lang w:val="en-US"/>
-              </w:rPr>
-            </w:pPr>
-          </w:p>
+          <w:p/>
         </w:tc>
       </w:tr>
     </w:tbl>
+    <w:p/>
     <w:p>
       <w:pPr>
-        <w:rPr>
-          <w:lang w:val="en-US"/>
-        </w:rPr>
-      </w:pPr>
+        <w:pStyle w:val="Heading1"/>
+      </w:pPr>
+      <w:r>
+        <w:lastRenderedPageBreak/>
+        <w:t xml:space="preserve">Logging </w:t>
+      </w:r>
     </w:p>
     <w:p>
+      <w:r>
+        <w:t>Instead of logging inside every method, simple write an before advice</w:t>
+      </w:r>
+    </w:p>
+    <w:tbl>
+      <w:tblPr>
+        <w:tblStyle w:val="TableGrid"/>
+        <w:tblW w:w="0" w:type="auto"/>
+        <w:tblLook w:val="04A0" w:firstRow="1" w:lastRow="0" w:firstColumn="1" w:lastColumn="0" w:noHBand="0" w:noVBand="1"/>
+      </w:tblPr>
+      <w:tblGrid>
+        <w:gridCol w:w="10795"/>
+        <w:gridCol w:w="10795"/>
+      </w:tblGrid>
+      <w:tr>
+        <w:tc>
+          <w:tcPr>
+            <w:tcW w:w="10795" w:type="dxa"/>
+          </w:tcPr>
+          <w:p>
+            <w:pPr>
+              <w:shd w:val="clear" w:color="auto" w:fill="FFFFFF"/>
+              <w:tabs>
+                <w:tab w:val="left" w:pos="916"/>
+                <w:tab w:val="left" w:pos="1832"/>
+                <w:tab w:val="left" w:pos="2748"/>
+                <w:tab w:val="left" w:pos="3664"/>
+                <w:tab w:val="left" w:pos="4580"/>
+                <w:tab w:val="left" w:pos="5496"/>
+                <w:tab w:val="left" w:pos="6412"/>
+                <w:tab w:val="left" w:pos="7328"/>
+                <w:tab w:val="left" w:pos="8244"/>
+                <w:tab w:val="left" w:pos="9160"/>
+                <w:tab w:val="left" w:pos="10076"/>
+                <w:tab w:val="left" w:pos="10992"/>
+                <w:tab w:val="left" w:pos="11908"/>
+                <w:tab w:val="left" w:pos="12824"/>
+                <w:tab w:val="left" w:pos="13740"/>
+                <w:tab w:val="left" w:pos="14656"/>
+              </w:tabs>
+              <w:rPr>
+                <w:rFonts w:ascii="Courier New" w:eastAsia="Times New Roman" w:hAnsi="Courier New" w:cs="Courier New"/>
+                <w:color w:val="4D4D4A"/>
+                <w:sz w:val="20"/>
+                <w:szCs w:val="20"/>
+                <w:lang w:val="en-IN" w:eastAsia="en-IN"/>
+              </w:rPr>
+            </w:pPr>
+            <w:r>
+              <w:rPr>
+                <w:rFonts w:ascii="Courier New" w:eastAsia="Times New Roman" w:hAnsi="Courier New" w:cs="Courier New"/>
+                <w:color w:val="1136B9"/>
+                <w:sz w:val="20"/>
+                <w:szCs w:val="20"/>
+                <w:lang w:val="en-IN" w:eastAsia="en-IN"/>
+              </w:rPr>
+              <w:t>@Pointcut</w:t>
+            </w:r>
+            <w:r>
+              <w:rPr>
+                <w:rFonts w:ascii="Courier New" w:eastAsia="Times New Roman" w:hAnsi="Courier New" w:cs="Courier New"/>
+                <w:color w:val="4D4D4A"/>
+                <w:sz w:val="20"/>
+                <w:szCs w:val="20"/>
+                <w:lang w:val="en-IN" w:eastAsia="en-IN"/>
+              </w:rPr>
+              <w:t>(</w:t>
+            </w:r>
+            <w:r>
+              <w:rPr>
+                <w:rFonts w:ascii="Courier New" w:eastAsia="Times New Roman" w:hAnsi="Courier New" w:cs="Courier New"/>
+                <w:color w:val="4D4D4A"/>
+                <w:sz w:val="20"/>
+                <w:szCs w:val="20"/>
+                <w:lang w:val="en-IN" w:eastAsia="en-IN"/>
+              </w:rPr>
+              <w:br/>
+              <w:t xml:space="preserve">        </w:t>
+            </w:r>
+            <w:r>
+              <w:rPr>
+                <w:rFonts w:ascii="Courier New" w:eastAsia="Times New Roman" w:hAnsi="Courier New" w:cs="Courier New"/>
+                <w:color w:val="0F92E3"/>
+                <w:sz w:val="20"/>
+                <w:szCs w:val="20"/>
+                <w:lang w:val="en-IN" w:eastAsia="en-IN"/>
+              </w:rPr>
+              <w:t>"""</w:t>
+            </w:r>
+            <w:r>
+              <w:rPr>
+                <w:rFonts w:ascii="Courier New" w:eastAsia="Times New Roman" w:hAnsi="Courier New" w:cs="Courier New"/>
+                <w:color w:val="0F92E3"/>
+                <w:sz w:val="20"/>
+                <w:szCs w:val="20"/>
+                <w:lang w:val="en-IN" w:eastAsia="en-IN"/>
+              </w:rPr>
+              <w:br/>
+              <w:t xml:space="preserve">        @within(com.example.awsspring.config.logging.Loggable) || \</w:t>
+            </w:r>
+            <w:r>
+              <w:rPr>
+                <w:rFonts w:ascii="Courier New" w:eastAsia="Times New Roman" w:hAnsi="Courier New" w:cs="Courier New"/>
+                <w:color w:val="0F92E3"/>
+                <w:sz w:val="20"/>
+                <w:szCs w:val="20"/>
+                <w:lang w:val="en-IN" w:eastAsia="en-IN"/>
+              </w:rPr>
+              <w:br/>
+              <w:t xml:space="preserve">        @annotation(com.example.awsspring.config.logging.Loggable)\</w:t>
+            </w:r>
+            <w:r>
+              <w:rPr>
+                <w:rFonts w:ascii="Courier New" w:eastAsia="Times New Roman" w:hAnsi="Courier New" w:cs="Courier New"/>
+                <w:color w:val="0F92E3"/>
+                <w:sz w:val="20"/>
+                <w:szCs w:val="20"/>
+                <w:lang w:val="en-IN" w:eastAsia="en-IN"/>
+              </w:rPr>
+              <w:br/>
+              <w:t xml:space="preserve">        """</w:t>
+            </w:r>
+            <w:r>
+              <w:rPr>
+                <w:rFonts w:ascii="Courier New" w:eastAsia="Times New Roman" w:hAnsi="Courier New" w:cs="Courier New"/>
+                <w:color w:val="4D4D4A"/>
+                <w:sz w:val="20"/>
+                <w:szCs w:val="20"/>
+                <w:lang w:val="en-IN" w:eastAsia="en-IN"/>
+              </w:rPr>
+              <w:t>)</w:t>
+            </w:r>
+            <w:r>
+              <w:rPr>
+                <w:rFonts w:ascii="Courier New" w:eastAsia="Times New Roman" w:hAnsi="Courier New" w:cs="Courier New"/>
+                <w:color w:val="4D4D4A"/>
+                <w:sz w:val="20"/>
+                <w:szCs w:val="20"/>
+                <w:lang w:val="en-IN" w:eastAsia="en-IN"/>
+              </w:rPr>
+              <w:br/>
+            </w:r>
+            <w:r>
+              <w:rPr>
+                <w:rFonts w:ascii="Courier New" w:eastAsia="Times New Roman" w:hAnsi="Courier New" w:cs="Courier New"/>
+                <w:color w:val="13A78C"/>
+                <w:sz w:val="20"/>
+                <w:szCs w:val="20"/>
+                <w:lang w:val="en-IN" w:eastAsia="en-IN"/>
+              </w:rPr>
+              <w:t xml:space="preserve">public void </w:t>
+            </w:r>
+            <w:r>
+              <w:rPr>
+                <w:rFonts w:ascii="Courier New" w:eastAsia="Times New Roman" w:hAnsi="Courier New" w:cs="Courier New"/>
+                <w:color w:val="7748B7"/>
+                <w:sz w:val="20"/>
+                <w:szCs w:val="20"/>
+                <w:lang w:val="en-IN" w:eastAsia="en-IN"/>
+              </w:rPr>
+              <w:t>applicationPackagePointcut</w:t>
+            </w:r>
+            <w:r>
+              <w:rPr>
+                <w:rFonts w:ascii="Courier New" w:eastAsia="Times New Roman" w:hAnsi="Courier New" w:cs="Courier New"/>
+                <w:color w:val="4D4D4A"/>
+                <w:sz w:val="20"/>
+                <w:szCs w:val="20"/>
+                <w:lang w:val="en-IN" w:eastAsia="en-IN"/>
+              </w:rPr>
+              <w:t>() {</w:t>
+            </w:r>
+            <w:r>
+              <w:rPr>
+                <w:rFonts w:ascii="Courier New" w:eastAsia="Times New Roman" w:hAnsi="Courier New" w:cs="Courier New"/>
+                <w:color w:val="4D4D4A"/>
+                <w:sz w:val="20"/>
+                <w:szCs w:val="20"/>
+                <w:lang w:val="en-IN" w:eastAsia="en-IN"/>
+              </w:rPr>
+              <w:br/>
+              <w:t xml:space="preserve">    </w:t>
+            </w:r>
+            <w:r>
+              <w:rPr>
+                <w:rFonts w:ascii="Courier New" w:eastAsia="Times New Roman" w:hAnsi="Courier New" w:cs="Courier New"/>
+                <w:i/>
+                <w:iCs/>
+                <w:color w:val="505D64"/>
+                <w:sz w:val="20"/>
+                <w:szCs w:val="20"/>
+                <w:lang w:val="en-IN" w:eastAsia="en-IN"/>
+              </w:rPr>
+              <w:t>// pointcut definition</w:t>
+            </w:r>
+            <w:r>
+              <w:rPr>
+                <w:rFonts w:ascii="Courier New" w:eastAsia="Times New Roman" w:hAnsi="Courier New" w:cs="Courier New"/>
+                <w:i/>
+                <w:iCs/>
+                <w:color w:val="505D64"/>
+                <w:sz w:val="20"/>
+                <w:szCs w:val="20"/>
+                <w:lang w:val="en-IN" w:eastAsia="en-IN"/>
+              </w:rPr>
+              <w:br/>
+            </w:r>
+            <w:r>
+              <w:rPr>
+                <w:rFonts w:ascii="Courier New" w:eastAsia="Times New Roman" w:hAnsi="Courier New" w:cs="Courier New"/>
+                <w:color w:val="4D4D4A"/>
+                <w:sz w:val="20"/>
+                <w:szCs w:val="20"/>
+                <w:lang w:val="en-IN" w:eastAsia="en-IN"/>
+              </w:rPr>
+              <w:t>}</w:t>
+            </w:r>
+          </w:p>
+          <w:p/>
+        </w:tc>
+        <w:tc>
+          <w:tcPr>
+            <w:tcW w:w="10795" w:type="dxa"/>
+          </w:tcPr>
+          <w:p>
+            <w:pPr>
+              <w:shd w:val="clear" w:color="auto" w:fill="FFFFFF"/>
+              <w:tabs>
+                <w:tab w:val="left" w:pos="916"/>
+                <w:tab w:val="left" w:pos="1832"/>
+                <w:tab w:val="left" w:pos="2748"/>
+                <w:tab w:val="left" w:pos="3664"/>
+                <w:tab w:val="left" w:pos="4580"/>
+                <w:tab w:val="left" w:pos="5496"/>
+                <w:tab w:val="left" w:pos="6412"/>
+                <w:tab w:val="left" w:pos="7328"/>
+                <w:tab w:val="left" w:pos="8244"/>
+                <w:tab w:val="left" w:pos="9160"/>
+                <w:tab w:val="left" w:pos="10076"/>
+                <w:tab w:val="left" w:pos="10992"/>
+                <w:tab w:val="left" w:pos="11908"/>
+                <w:tab w:val="left" w:pos="12824"/>
+                <w:tab w:val="left" w:pos="13740"/>
+                <w:tab w:val="left" w:pos="14656"/>
+              </w:tabs>
+              <w:rPr>
+                <w:rFonts w:ascii="Courier New" w:eastAsia="Times New Roman" w:hAnsi="Courier New" w:cs="Courier New"/>
+                <w:color w:val="4D4D4A"/>
+                <w:sz w:val="20"/>
+                <w:szCs w:val="20"/>
+                <w:lang w:val="en-IN" w:eastAsia="en-IN"/>
+              </w:rPr>
+            </w:pPr>
+            <w:r>
+              <w:rPr>
+                <w:rFonts w:ascii="Courier New" w:eastAsia="Times New Roman" w:hAnsi="Courier New" w:cs="Courier New"/>
+                <w:color w:val="1136B9"/>
+                <w:sz w:val="20"/>
+                <w:szCs w:val="20"/>
+                <w:lang w:val="en-IN" w:eastAsia="en-IN"/>
+              </w:rPr>
+              <w:t>@Around</w:t>
+            </w:r>
+            <w:r>
+              <w:rPr>
+                <w:rFonts w:ascii="Courier New" w:eastAsia="Times New Roman" w:hAnsi="Courier New" w:cs="Courier New"/>
+                <w:color w:val="4D4D4A"/>
+                <w:sz w:val="20"/>
+                <w:szCs w:val="20"/>
+                <w:lang w:val="en-IN" w:eastAsia="en-IN"/>
+              </w:rPr>
+              <w:t>(</w:t>
+            </w:r>
+            <w:r>
+              <w:rPr>
+                <w:rFonts w:ascii="Courier New" w:eastAsia="Times New Roman" w:hAnsi="Courier New" w:cs="Courier New"/>
+                <w:color w:val="0F92E3"/>
+                <w:sz w:val="20"/>
+                <w:szCs w:val="20"/>
+                <w:lang w:val="en-IN" w:eastAsia="en-IN"/>
+              </w:rPr>
+              <w:t>"applicationPackagePointcut()"</w:t>
+            </w:r>
+            <w:r>
+              <w:rPr>
+                <w:rFonts w:ascii="Courier New" w:eastAsia="Times New Roman" w:hAnsi="Courier New" w:cs="Courier New"/>
+                <w:color w:val="4D4D4A"/>
+                <w:sz w:val="20"/>
+                <w:szCs w:val="20"/>
+                <w:lang w:val="en-IN" w:eastAsia="en-IN"/>
+              </w:rPr>
+              <w:t>)</w:t>
+            </w:r>
+            <w:r>
+              <w:rPr>
+                <w:rFonts w:ascii="Courier New" w:eastAsia="Times New Roman" w:hAnsi="Courier New" w:cs="Courier New"/>
+                <w:color w:val="4D4D4A"/>
+                <w:sz w:val="20"/>
+                <w:szCs w:val="20"/>
+                <w:lang w:val="en-IN" w:eastAsia="en-IN"/>
+              </w:rPr>
+              <w:br/>
+            </w:r>
+            <w:r>
+              <w:rPr>
+                <w:rFonts w:ascii="Courier New" w:eastAsia="Times New Roman" w:hAnsi="Courier New" w:cs="Courier New"/>
+                <w:color w:val="13A78C"/>
+                <w:sz w:val="20"/>
+                <w:szCs w:val="20"/>
+                <w:lang w:val="en-IN" w:eastAsia="en-IN"/>
+              </w:rPr>
+              <w:t xml:space="preserve">public </w:t>
+            </w:r>
+            <w:r>
+              <w:rPr>
+                <w:rFonts w:ascii="Courier New" w:eastAsia="Times New Roman" w:hAnsi="Courier New" w:cs="Courier New"/>
+                <w:color w:val="79074C"/>
+                <w:sz w:val="20"/>
+                <w:szCs w:val="20"/>
+                <w:lang w:val="en-IN" w:eastAsia="en-IN"/>
+              </w:rPr>
+              <w:t xml:space="preserve">Object </w:t>
+            </w:r>
+            <w:r>
+              <w:rPr>
+                <w:rFonts w:ascii="Courier New" w:eastAsia="Times New Roman" w:hAnsi="Courier New" w:cs="Courier New"/>
+                <w:color w:val="7748B7"/>
+                <w:sz w:val="20"/>
+                <w:szCs w:val="20"/>
+                <w:lang w:val="en-IN" w:eastAsia="en-IN"/>
+              </w:rPr>
+              <w:t>logAround</w:t>
+            </w:r>
+            <w:r>
+              <w:rPr>
+                <w:rFonts w:ascii="Courier New" w:eastAsia="Times New Roman" w:hAnsi="Courier New" w:cs="Courier New"/>
+                <w:color w:val="4D4D4A"/>
+                <w:sz w:val="20"/>
+                <w:szCs w:val="20"/>
+                <w:lang w:val="en-IN" w:eastAsia="en-IN"/>
+              </w:rPr>
+              <w:t>(</w:t>
+            </w:r>
+            <w:r>
+              <w:rPr>
+                <w:rFonts w:ascii="Courier New" w:eastAsia="Times New Roman" w:hAnsi="Courier New" w:cs="Courier New"/>
+                <w:i/>
+                <w:iCs/>
+                <w:color w:val="1136B9"/>
+                <w:sz w:val="20"/>
+                <w:szCs w:val="20"/>
+                <w:lang w:val="en-IN" w:eastAsia="en-IN"/>
+              </w:rPr>
+              <w:t xml:space="preserve">ProceedingJoinPoint </w:t>
+            </w:r>
+            <w:r>
+              <w:rPr>
+                <w:rFonts w:ascii="Courier New" w:eastAsia="Times New Roman" w:hAnsi="Courier New" w:cs="Courier New"/>
+                <w:i/>
+                <w:iCs/>
+                <w:color w:val="0F92E3"/>
+                <w:sz w:val="20"/>
+                <w:szCs w:val="20"/>
+                <w:lang w:val="en-IN" w:eastAsia="en-IN"/>
+              </w:rPr>
+              <w:t>joinPoint</w:t>
+            </w:r>
+            <w:r>
+              <w:rPr>
+                <w:rFonts w:ascii="Courier New" w:eastAsia="Times New Roman" w:hAnsi="Courier New" w:cs="Courier New"/>
+                <w:color w:val="4D4D4A"/>
+                <w:sz w:val="20"/>
+                <w:szCs w:val="20"/>
+                <w:lang w:val="en-IN" w:eastAsia="en-IN"/>
+              </w:rPr>
+              <w:t xml:space="preserve">) </w:t>
+            </w:r>
+            <w:r>
+              <w:rPr>
+                <w:rFonts w:ascii="Courier New" w:eastAsia="Times New Roman" w:hAnsi="Courier New" w:cs="Courier New"/>
+                <w:color w:val="13A78C"/>
+                <w:sz w:val="20"/>
+                <w:szCs w:val="20"/>
+                <w:lang w:val="en-IN" w:eastAsia="en-IN"/>
+              </w:rPr>
+              <w:t xml:space="preserve">throws </w:t>
+            </w:r>
+            <w:r>
+              <w:rPr>
+                <w:rFonts w:ascii="Courier New" w:eastAsia="Times New Roman" w:hAnsi="Courier New" w:cs="Courier New"/>
+                <w:color w:val="79074C"/>
+                <w:sz w:val="20"/>
+                <w:szCs w:val="20"/>
+                <w:lang w:val="en-IN" w:eastAsia="en-IN"/>
+              </w:rPr>
+              <w:t xml:space="preserve">Throwable </w:t>
+            </w:r>
+            <w:r>
+              <w:rPr>
+                <w:rFonts w:ascii="Courier New" w:eastAsia="Times New Roman" w:hAnsi="Courier New" w:cs="Courier New"/>
+                <w:color w:val="4D4D4A"/>
+                <w:sz w:val="20"/>
+                <w:szCs w:val="20"/>
+                <w:lang w:val="en-IN" w:eastAsia="en-IN"/>
+              </w:rPr>
+              <w:t>{</w:t>
+            </w:r>
+            <w:r>
+              <w:rPr>
+                <w:rFonts w:ascii="Courier New" w:eastAsia="Times New Roman" w:hAnsi="Courier New" w:cs="Courier New"/>
+                <w:color w:val="4D4D4A"/>
+                <w:sz w:val="20"/>
+                <w:szCs w:val="20"/>
+                <w:lang w:val="en-IN" w:eastAsia="en-IN"/>
+              </w:rPr>
+              <w:br/>
+              <w:t xml:space="preserve">    </w:t>
+            </w:r>
+            <w:r>
+              <w:rPr>
+                <w:rFonts w:ascii="Courier New" w:eastAsia="Times New Roman" w:hAnsi="Courier New" w:cs="Courier New"/>
+                <w:color w:val="13A78C"/>
+                <w:sz w:val="20"/>
+                <w:szCs w:val="20"/>
+                <w:lang w:val="en-IN" w:eastAsia="en-IN"/>
+              </w:rPr>
+              <w:t xml:space="preserve">if </w:t>
+            </w:r>
+            <w:r>
+              <w:rPr>
+                <w:rFonts w:ascii="Courier New" w:eastAsia="Times New Roman" w:hAnsi="Courier New" w:cs="Courier New"/>
+                <w:color w:val="4D4D4A"/>
+                <w:sz w:val="20"/>
+                <w:szCs w:val="20"/>
+                <w:lang w:val="en-IN" w:eastAsia="en-IN"/>
+              </w:rPr>
+              <w:t>(</w:t>
+            </w:r>
+            <w:r>
+              <w:rPr>
+                <w:rFonts w:ascii="Courier New" w:eastAsia="Times New Roman" w:hAnsi="Courier New" w:cs="Courier New"/>
+                <w:b/>
+                <w:bCs/>
+                <w:color w:val="4D4D4A"/>
+                <w:sz w:val="20"/>
+                <w:szCs w:val="20"/>
+                <w:lang w:val="en-IN" w:eastAsia="en-IN"/>
+              </w:rPr>
+              <w:t>log</w:t>
+            </w:r>
+            <w:r>
+              <w:rPr>
+                <w:rFonts w:ascii="Courier New" w:eastAsia="Times New Roman" w:hAnsi="Courier New" w:cs="Courier New"/>
+                <w:color w:val="4D4D4A"/>
+                <w:sz w:val="20"/>
+                <w:szCs w:val="20"/>
+                <w:lang w:val="en-IN" w:eastAsia="en-IN"/>
+              </w:rPr>
+              <w:t>.</w:t>
+            </w:r>
+            <w:r>
+              <w:rPr>
+                <w:rFonts w:ascii="Courier New" w:eastAsia="Times New Roman" w:hAnsi="Courier New" w:cs="Courier New"/>
+                <w:color w:val="1136B9"/>
+                <w:sz w:val="20"/>
+                <w:szCs w:val="20"/>
+                <w:lang w:val="en-IN" w:eastAsia="en-IN"/>
+              </w:rPr>
+              <w:t>isTraceEnabled</w:t>
+            </w:r>
+            <w:r>
+              <w:rPr>
+                <w:rFonts w:ascii="Courier New" w:eastAsia="Times New Roman" w:hAnsi="Courier New" w:cs="Courier New"/>
+                <w:color w:val="4D4D4A"/>
+                <w:sz w:val="20"/>
+                <w:szCs w:val="20"/>
+                <w:lang w:val="en-IN" w:eastAsia="en-IN"/>
+              </w:rPr>
+              <w:t>()) {</w:t>
+            </w:r>
+            <w:r>
+              <w:rPr>
+                <w:rFonts w:ascii="Courier New" w:eastAsia="Times New Roman" w:hAnsi="Courier New" w:cs="Courier New"/>
+                <w:color w:val="4D4D4A"/>
+                <w:sz w:val="20"/>
+                <w:szCs w:val="20"/>
+                <w:lang w:val="en-IN" w:eastAsia="en-IN"/>
+              </w:rPr>
+              <w:br/>
+              <w:t xml:space="preserve">        </w:t>
+            </w:r>
+            <w:r>
+              <w:rPr>
+                <w:rFonts w:ascii="Courier New" w:eastAsia="Times New Roman" w:hAnsi="Courier New" w:cs="Courier New"/>
+                <w:b/>
+                <w:bCs/>
+                <w:color w:val="4D4D4A"/>
+                <w:sz w:val="20"/>
+                <w:szCs w:val="20"/>
+                <w:lang w:val="en-IN" w:eastAsia="en-IN"/>
+              </w:rPr>
+              <w:t>log</w:t>
+            </w:r>
+            <w:r>
+              <w:rPr>
+                <w:rFonts w:ascii="Courier New" w:eastAsia="Times New Roman" w:hAnsi="Courier New" w:cs="Courier New"/>
+                <w:color w:val="4D4D4A"/>
+                <w:sz w:val="20"/>
+                <w:szCs w:val="20"/>
+                <w:lang w:val="en-IN" w:eastAsia="en-IN"/>
+              </w:rPr>
+              <w:t>.</w:t>
+            </w:r>
+            <w:r>
+              <w:rPr>
+                <w:rFonts w:ascii="Courier New" w:eastAsia="Times New Roman" w:hAnsi="Courier New" w:cs="Courier New"/>
+                <w:color w:val="1136B9"/>
+                <w:sz w:val="20"/>
+                <w:szCs w:val="20"/>
+                <w:lang w:val="en-IN" w:eastAsia="en-IN"/>
+              </w:rPr>
+              <w:t>trace</w:t>
+            </w:r>
+            <w:r>
+              <w:rPr>
+                <w:rFonts w:ascii="Courier New" w:eastAsia="Times New Roman" w:hAnsi="Courier New" w:cs="Courier New"/>
+                <w:color w:val="4D4D4A"/>
+                <w:sz w:val="20"/>
+                <w:szCs w:val="20"/>
+                <w:lang w:val="en-IN" w:eastAsia="en-IN"/>
+              </w:rPr>
+              <w:t>(</w:t>
+            </w:r>
+            <w:r>
+              <w:rPr>
+                <w:rFonts w:ascii="Courier New" w:eastAsia="Times New Roman" w:hAnsi="Courier New" w:cs="Courier New"/>
+                <w:color w:val="4D4D4A"/>
+                <w:sz w:val="20"/>
+                <w:szCs w:val="20"/>
+                <w:lang w:val="en-IN" w:eastAsia="en-IN"/>
+              </w:rPr>
+              <w:br/>
+              <w:t xml:space="preserve">                </w:t>
+            </w:r>
+            <w:r>
+              <w:rPr>
+                <w:rFonts w:ascii="Courier New" w:eastAsia="Times New Roman" w:hAnsi="Courier New" w:cs="Courier New"/>
+                <w:color w:val="0F92E3"/>
+                <w:sz w:val="20"/>
+                <w:szCs w:val="20"/>
+                <w:lang w:val="en-IN" w:eastAsia="en-IN"/>
+              </w:rPr>
+              <w:t>"Enter: {}.{}()"</w:t>
+            </w:r>
+            <w:r>
+              <w:rPr>
+                <w:rFonts w:ascii="Courier New" w:eastAsia="Times New Roman" w:hAnsi="Courier New" w:cs="Courier New"/>
+                <w:color w:val="EE5C09"/>
+                <w:sz w:val="20"/>
+                <w:szCs w:val="20"/>
+                <w:lang w:val="en-IN" w:eastAsia="en-IN"/>
+              </w:rPr>
+              <w:t>,</w:t>
+            </w:r>
+            <w:r>
+              <w:rPr>
+                <w:rFonts w:ascii="Courier New" w:eastAsia="Times New Roman" w:hAnsi="Courier New" w:cs="Courier New"/>
+                <w:color w:val="EE5C09"/>
+                <w:sz w:val="20"/>
+                <w:szCs w:val="20"/>
+                <w:lang w:val="en-IN" w:eastAsia="en-IN"/>
+              </w:rPr>
+              <w:br/>
+              <w:t xml:space="preserve">                </w:t>
+            </w:r>
+            <w:r>
+              <w:rPr>
+                <w:rFonts w:ascii="Courier New" w:eastAsia="Times New Roman" w:hAnsi="Courier New" w:cs="Courier New"/>
+                <w:i/>
+                <w:iCs/>
+                <w:color w:val="0F92E3"/>
+                <w:sz w:val="20"/>
+                <w:szCs w:val="20"/>
+                <w:lang w:val="en-IN" w:eastAsia="en-IN"/>
+              </w:rPr>
+              <w:t>joinPoint</w:t>
+            </w:r>
+            <w:r>
+              <w:rPr>
+                <w:rFonts w:ascii="Courier New" w:eastAsia="Times New Roman" w:hAnsi="Courier New" w:cs="Courier New"/>
+                <w:color w:val="4D4D4A"/>
+                <w:sz w:val="20"/>
+                <w:szCs w:val="20"/>
+                <w:lang w:val="en-IN" w:eastAsia="en-IN"/>
+              </w:rPr>
+              <w:t>.</w:t>
+            </w:r>
+            <w:r>
+              <w:rPr>
+                <w:rFonts w:ascii="Courier New" w:eastAsia="Times New Roman" w:hAnsi="Courier New" w:cs="Courier New"/>
+                <w:color w:val="1136B9"/>
+                <w:sz w:val="20"/>
+                <w:szCs w:val="20"/>
+                <w:lang w:val="en-IN" w:eastAsia="en-IN"/>
+              </w:rPr>
+              <w:t>getSignature</w:t>
+            </w:r>
+            <w:r>
+              <w:rPr>
+                <w:rFonts w:ascii="Courier New" w:eastAsia="Times New Roman" w:hAnsi="Courier New" w:cs="Courier New"/>
+                <w:color w:val="4D4D4A"/>
+                <w:sz w:val="20"/>
+                <w:szCs w:val="20"/>
+                <w:lang w:val="en-IN" w:eastAsia="en-IN"/>
+              </w:rPr>
+              <w:t>().</w:t>
+            </w:r>
+            <w:r>
+              <w:rPr>
+                <w:rFonts w:ascii="Courier New" w:eastAsia="Times New Roman" w:hAnsi="Courier New" w:cs="Courier New"/>
+                <w:color w:val="1136B9"/>
+                <w:sz w:val="20"/>
+                <w:szCs w:val="20"/>
+                <w:lang w:val="en-IN" w:eastAsia="en-IN"/>
+              </w:rPr>
+              <w:t>getDeclaringTypeName</w:t>
+            </w:r>
+            <w:r>
+              <w:rPr>
+                <w:rFonts w:ascii="Courier New" w:eastAsia="Times New Roman" w:hAnsi="Courier New" w:cs="Courier New"/>
+                <w:color w:val="4D4D4A"/>
+                <w:sz w:val="20"/>
+                <w:szCs w:val="20"/>
+                <w:lang w:val="en-IN" w:eastAsia="en-IN"/>
+              </w:rPr>
+              <w:t>()</w:t>
+            </w:r>
+            <w:r>
+              <w:rPr>
+                <w:rFonts w:ascii="Courier New" w:eastAsia="Times New Roman" w:hAnsi="Courier New" w:cs="Courier New"/>
+                <w:color w:val="EE5C09"/>
+                <w:sz w:val="20"/>
+                <w:szCs w:val="20"/>
+                <w:lang w:val="en-IN" w:eastAsia="en-IN"/>
+              </w:rPr>
+              <w:t>,</w:t>
+            </w:r>
+            <w:r>
+              <w:rPr>
+                <w:rFonts w:ascii="Courier New" w:eastAsia="Times New Roman" w:hAnsi="Courier New" w:cs="Courier New"/>
+                <w:color w:val="EE5C09"/>
+                <w:sz w:val="20"/>
+                <w:szCs w:val="20"/>
+                <w:lang w:val="en-IN" w:eastAsia="en-IN"/>
+              </w:rPr>
+              <w:br/>
+              <w:t xml:space="preserve">                </w:t>
+            </w:r>
+            <w:r>
+              <w:rPr>
+                <w:rFonts w:ascii="Courier New" w:eastAsia="Times New Roman" w:hAnsi="Courier New" w:cs="Courier New"/>
+                <w:i/>
+                <w:iCs/>
+                <w:color w:val="0F92E3"/>
+                <w:sz w:val="20"/>
+                <w:szCs w:val="20"/>
+                <w:lang w:val="en-IN" w:eastAsia="en-IN"/>
+              </w:rPr>
+              <w:t>joinPoint</w:t>
+            </w:r>
+            <w:r>
+              <w:rPr>
+                <w:rFonts w:ascii="Courier New" w:eastAsia="Times New Roman" w:hAnsi="Courier New" w:cs="Courier New"/>
+                <w:color w:val="4D4D4A"/>
+                <w:sz w:val="20"/>
+                <w:szCs w:val="20"/>
+                <w:lang w:val="en-IN" w:eastAsia="en-IN"/>
+              </w:rPr>
+              <w:t>.</w:t>
+            </w:r>
+            <w:r>
+              <w:rPr>
+                <w:rFonts w:ascii="Courier New" w:eastAsia="Times New Roman" w:hAnsi="Courier New" w:cs="Courier New"/>
+                <w:color w:val="1136B9"/>
+                <w:sz w:val="20"/>
+                <w:szCs w:val="20"/>
+                <w:lang w:val="en-IN" w:eastAsia="en-IN"/>
+              </w:rPr>
+              <w:t>getSignature</w:t>
+            </w:r>
+            <w:r>
+              <w:rPr>
+                <w:rFonts w:ascii="Courier New" w:eastAsia="Times New Roman" w:hAnsi="Courier New" w:cs="Courier New"/>
+                <w:color w:val="4D4D4A"/>
+                <w:sz w:val="20"/>
+                <w:szCs w:val="20"/>
+                <w:lang w:val="en-IN" w:eastAsia="en-IN"/>
+              </w:rPr>
+              <w:t>().</w:t>
+            </w:r>
+            <w:r>
+              <w:rPr>
+                <w:rFonts w:ascii="Courier New" w:eastAsia="Times New Roman" w:hAnsi="Courier New" w:cs="Courier New"/>
+                <w:color w:val="1136B9"/>
+                <w:sz w:val="20"/>
+                <w:szCs w:val="20"/>
+                <w:lang w:val="en-IN" w:eastAsia="en-IN"/>
+              </w:rPr>
+              <w:t>getName</w:t>
+            </w:r>
+            <w:r>
+              <w:rPr>
+                <w:rFonts w:ascii="Courier New" w:eastAsia="Times New Roman" w:hAnsi="Courier New" w:cs="Courier New"/>
+                <w:color w:val="4D4D4A"/>
+                <w:sz w:val="20"/>
+                <w:szCs w:val="20"/>
+                <w:lang w:val="en-IN" w:eastAsia="en-IN"/>
+              </w:rPr>
+              <w:t>());</w:t>
+            </w:r>
+            <w:r>
+              <w:rPr>
+                <w:rFonts w:ascii="Courier New" w:eastAsia="Times New Roman" w:hAnsi="Courier New" w:cs="Courier New"/>
+                <w:color w:val="4D4D4A"/>
+                <w:sz w:val="20"/>
+                <w:szCs w:val="20"/>
+                <w:lang w:val="en-IN" w:eastAsia="en-IN"/>
+              </w:rPr>
+              <w:br/>
+              <w:t xml:space="preserve">    }</w:t>
+            </w:r>
+            <w:r>
+              <w:rPr>
+                <w:rFonts w:ascii="Courier New" w:eastAsia="Times New Roman" w:hAnsi="Courier New" w:cs="Courier New"/>
+                <w:color w:val="4D4D4A"/>
+                <w:sz w:val="20"/>
+                <w:szCs w:val="20"/>
+                <w:lang w:val="en-IN" w:eastAsia="en-IN"/>
+              </w:rPr>
+              <w:br/>
+              <w:t xml:space="preserve">    </w:t>
+            </w:r>
+            <w:r>
+              <w:rPr>
+                <w:rFonts w:ascii="Courier New" w:eastAsia="Times New Roman" w:hAnsi="Courier New" w:cs="Courier New"/>
+                <w:color w:val="13A78C"/>
+                <w:sz w:val="20"/>
+                <w:szCs w:val="20"/>
+                <w:lang w:val="en-IN" w:eastAsia="en-IN"/>
+              </w:rPr>
+              <w:t xml:space="preserve">long </w:t>
+            </w:r>
+            <w:r>
+              <w:rPr>
+                <w:rFonts w:ascii="Courier New" w:eastAsia="Times New Roman" w:hAnsi="Courier New" w:cs="Courier New"/>
+                <w:color w:val="4D4D4A"/>
+                <w:sz w:val="20"/>
+                <w:szCs w:val="20"/>
+                <w:lang w:val="en-IN" w:eastAsia="en-IN"/>
+              </w:rPr>
+              <w:t xml:space="preserve">start </w:t>
+            </w:r>
+            <w:r>
+              <w:rPr>
+                <w:rFonts w:ascii="Courier New" w:eastAsia="Times New Roman" w:hAnsi="Courier New" w:cs="Courier New"/>
+                <w:color w:val="EE5C09"/>
+                <w:sz w:val="20"/>
+                <w:szCs w:val="20"/>
+                <w:lang w:val="en-IN" w:eastAsia="en-IN"/>
+              </w:rPr>
+              <w:t xml:space="preserve">= </w:t>
+            </w:r>
+            <w:r>
+              <w:rPr>
+                <w:rFonts w:ascii="Courier New" w:eastAsia="Times New Roman" w:hAnsi="Courier New" w:cs="Courier New"/>
+                <w:color w:val="79074C"/>
+                <w:sz w:val="20"/>
+                <w:szCs w:val="20"/>
+                <w:lang w:val="en-IN" w:eastAsia="en-IN"/>
+              </w:rPr>
+              <w:t>System</w:t>
+            </w:r>
+            <w:r>
+              <w:rPr>
+                <w:rFonts w:ascii="Courier New" w:eastAsia="Times New Roman" w:hAnsi="Courier New" w:cs="Courier New"/>
+                <w:color w:val="4D4D4A"/>
+                <w:sz w:val="20"/>
+                <w:szCs w:val="20"/>
+                <w:lang w:val="en-IN" w:eastAsia="en-IN"/>
+              </w:rPr>
+              <w:t>.</w:t>
+            </w:r>
+            <w:r>
+              <w:rPr>
+                <w:rFonts w:ascii="Courier New" w:eastAsia="Times New Roman" w:hAnsi="Courier New" w:cs="Courier New"/>
+                <w:i/>
+                <w:iCs/>
+                <w:color w:val="1136B9"/>
+                <w:sz w:val="20"/>
+                <w:szCs w:val="20"/>
+                <w:lang w:val="en-IN" w:eastAsia="en-IN"/>
+              </w:rPr>
+              <w:t>currentTimeMillis</w:t>
+            </w:r>
+            <w:r>
+              <w:rPr>
+                <w:rFonts w:ascii="Courier New" w:eastAsia="Times New Roman" w:hAnsi="Courier New" w:cs="Courier New"/>
+                <w:color w:val="4D4D4A"/>
+                <w:sz w:val="20"/>
+                <w:szCs w:val="20"/>
+                <w:lang w:val="en-IN" w:eastAsia="en-IN"/>
+              </w:rPr>
+              <w:t>();</w:t>
+            </w:r>
+            <w:r>
+              <w:rPr>
+                <w:rFonts w:ascii="Courier New" w:eastAsia="Times New Roman" w:hAnsi="Courier New" w:cs="Courier New"/>
+                <w:color w:val="4D4D4A"/>
+                <w:sz w:val="20"/>
+                <w:szCs w:val="20"/>
+                <w:lang w:val="en-IN" w:eastAsia="en-IN"/>
+              </w:rPr>
+              <w:br/>
+              <w:t xml:space="preserve">    </w:t>
+            </w:r>
+            <w:r>
+              <w:rPr>
+                <w:rFonts w:ascii="Courier New" w:eastAsia="Times New Roman" w:hAnsi="Courier New" w:cs="Courier New"/>
+                <w:color w:val="79074C"/>
+                <w:sz w:val="20"/>
+                <w:szCs w:val="20"/>
+                <w:lang w:val="en-IN" w:eastAsia="en-IN"/>
+              </w:rPr>
+              <w:t xml:space="preserve">Object </w:t>
+            </w:r>
+            <w:r>
+              <w:rPr>
+                <w:rFonts w:ascii="Courier New" w:eastAsia="Times New Roman" w:hAnsi="Courier New" w:cs="Courier New"/>
+                <w:color w:val="4D4D4A"/>
+                <w:sz w:val="20"/>
+                <w:szCs w:val="20"/>
+                <w:lang w:val="en-IN" w:eastAsia="en-IN"/>
+              </w:rPr>
+              <w:t xml:space="preserve">result </w:t>
+            </w:r>
+            <w:r>
+              <w:rPr>
+                <w:rFonts w:ascii="Courier New" w:eastAsia="Times New Roman" w:hAnsi="Courier New" w:cs="Courier New"/>
+                <w:color w:val="EE5C09"/>
+                <w:sz w:val="20"/>
+                <w:szCs w:val="20"/>
+                <w:lang w:val="en-IN" w:eastAsia="en-IN"/>
+              </w:rPr>
+              <w:t xml:space="preserve">= </w:t>
+            </w:r>
+            <w:r>
+              <w:rPr>
+                <w:rFonts w:ascii="Courier New" w:eastAsia="Times New Roman" w:hAnsi="Courier New" w:cs="Courier New"/>
+                <w:i/>
+                <w:iCs/>
+                <w:color w:val="0F92E3"/>
+                <w:sz w:val="20"/>
+                <w:szCs w:val="20"/>
+                <w:lang w:val="en-IN" w:eastAsia="en-IN"/>
+              </w:rPr>
+              <w:t>joinPoint</w:t>
+            </w:r>
+            <w:r>
+              <w:rPr>
+                <w:rFonts w:ascii="Courier New" w:eastAsia="Times New Roman" w:hAnsi="Courier New" w:cs="Courier New"/>
+                <w:color w:val="4D4D4A"/>
+                <w:sz w:val="20"/>
+                <w:szCs w:val="20"/>
+                <w:lang w:val="en-IN" w:eastAsia="en-IN"/>
+              </w:rPr>
+              <w:t>.</w:t>
+            </w:r>
+            <w:r>
+              <w:rPr>
+                <w:rFonts w:ascii="Courier New" w:eastAsia="Times New Roman" w:hAnsi="Courier New" w:cs="Courier New"/>
+                <w:color w:val="1136B9"/>
+                <w:sz w:val="20"/>
+                <w:szCs w:val="20"/>
+                <w:lang w:val="en-IN" w:eastAsia="en-IN"/>
+              </w:rPr>
+              <w:t>proceed</w:t>
+            </w:r>
+            <w:r>
+              <w:rPr>
+                <w:rFonts w:ascii="Courier New" w:eastAsia="Times New Roman" w:hAnsi="Courier New" w:cs="Courier New"/>
+                <w:color w:val="4D4D4A"/>
+                <w:sz w:val="20"/>
+                <w:szCs w:val="20"/>
+                <w:lang w:val="en-IN" w:eastAsia="en-IN"/>
+              </w:rPr>
+              <w:t>();</w:t>
+            </w:r>
+            <w:r>
+              <w:rPr>
+                <w:rFonts w:ascii="Courier New" w:eastAsia="Times New Roman" w:hAnsi="Courier New" w:cs="Courier New"/>
+                <w:color w:val="4D4D4A"/>
+                <w:sz w:val="20"/>
+                <w:szCs w:val="20"/>
+                <w:lang w:val="en-IN" w:eastAsia="en-IN"/>
+              </w:rPr>
+              <w:br/>
+              <w:t xml:space="preserve">    </w:t>
+            </w:r>
+            <w:r>
+              <w:rPr>
+                <w:rFonts w:ascii="Courier New" w:eastAsia="Times New Roman" w:hAnsi="Courier New" w:cs="Courier New"/>
+                <w:color w:val="13A78C"/>
+                <w:sz w:val="20"/>
+                <w:szCs w:val="20"/>
+                <w:lang w:val="en-IN" w:eastAsia="en-IN"/>
+              </w:rPr>
+              <w:t xml:space="preserve">long </w:t>
+            </w:r>
+            <w:r>
+              <w:rPr>
+                <w:rFonts w:ascii="Courier New" w:eastAsia="Times New Roman" w:hAnsi="Courier New" w:cs="Courier New"/>
+                <w:color w:val="4D4D4A"/>
+                <w:sz w:val="20"/>
+                <w:szCs w:val="20"/>
+                <w:lang w:val="en-IN" w:eastAsia="en-IN"/>
+              </w:rPr>
+              <w:t xml:space="preserve">end </w:t>
+            </w:r>
+            <w:r>
+              <w:rPr>
+                <w:rFonts w:ascii="Courier New" w:eastAsia="Times New Roman" w:hAnsi="Courier New" w:cs="Courier New"/>
+                <w:color w:val="EE5C09"/>
+                <w:sz w:val="20"/>
+                <w:szCs w:val="20"/>
+                <w:lang w:val="en-IN" w:eastAsia="en-IN"/>
+              </w:rPr>
+              <w:t xml:space="preserve">= </w:t>
+            </w:r>
+            <w:r>
+              <w:rPr>
+                <w:rFonts w:ascii="Courier New" w:eastAsia="Times New Roman" w:hAnsi="Courier New" w:cs="Courier New"/>
+                <w:color w:val="79074C"/>
+                <w:sz w:val="20"/>
+                <w:szCs w:val="20"/>
+                <w:lang w:val="en-IN" w:eastAsia="en-IN"/>
+              </w:rPr>
+              <w:t>System</w:t>
+            </w:r>
+            <w:r>
+              <w:rPr>
+                <w:rFonts w:ascii="Courier New" w:eastAsia="Times New Roman" w:hAnsi="Courier New" w:cs="Courier New"/>
+                <w:color w:val="4D4D4A"/>
+                <w:sz w:val="20"/>
+                <w:szCs w:val="20"/>
+                <w:lang w:val="en-IN" w:eastAsia="en-IN"/>
+              </w:rPr>
+              <w:t>.</w:t>
+            </w:r>
+            <w:r>
+              <w:rPr>
+                <w:rFonts w:ascii="Courier New" w:eastAsia="Times New Roman" w:hAnsi="Courier New" w:cs="Courier New"/>
+                <w:i/>
+                <w:iCs/>
+                <w:color w:val="1136B9"/>
+                <w:sz w:val="20"/>
+                <w:szCs w:val="20"/>
+                <w:lang w:val="en-IN" w:eastAsia="en-IN"/>
+              </w:rPr>
+              <w:t>currentTimeMillis</w:t>
+            </w:r>
+            <w:r>
+              <w:rPr>
+                <w:rFonts w:ascii="Courier New" w:eastAsia="Times New Roman" w:hAnsi="Courier New" w:cs="Courier New"/>
+                <w:color w:val="4D4D4A"/>
+                <w:sz w:val="20"/>
+                <w:szCs w:val="20"/>
+                <w:lang w:val="en-IN" w:eastAsia="en-IN"/>
+              </w:rPr>
+              <w:t>();</w:t>
+            </w:r>
+            <w:r>
+              <w:rPr>
+                <w:rFonts w:ascii="Courier New" w:eastAsia="Times New Roman" w:hAnsi="Courier New" w:cs="Courier New"/>
+                <w:color w:val="4D4D4A"/>
+                <w:sz w:val="20"/>
+                <w:szCs w:val="20"/>
+                <w:lang w:val="en-IN" w:eastAsia="en-IN"/>
+              </w:rPr>
+              <w:br/>
+              <w:t xml:space="preserve">    </w:t>
+            </w:r>
+            <w:r>
+              <w:rPr>
+                <w:rFonts w:ascii="Courier New" w:eastAsia="Times New Roman" w:hAnsi="Courier New" w:cs="Courier New"/>
+                <w:color w:val="13A78C"/>
+                <w:sz w:val="20"/>
+                <w:szCs w:val="20"/>
+                <w:lang w:val="en-IN" w:eastAsia="en-IN"/>
+              </w:rPr>
+              <w:t xml:space="preserve">if </w:t>
+            </w:r>
+            <w:r>
+              <w:rPr>
+                <w:rFonts w:ascii="Courier New" w:eastAsia="Times New Roman" w:hAnsi="Courier New" w:cs="Courier New"/>
+                <w:color w:val="4D4D4A"/>
+                <w:sz w:val="20"/>
+                <w:szCs w:val="20"/>
+                <w:lang w:val="en-IN" w:eastAsia="en-IN"/>
+              </w:rPr>
+              <w:t>(</w:t>
+            </w:r>
+            <w:r>
+              <w:rPr>
+                <w:rFonts w:ascii="Courier New" w:eastAsia="Times New Roman" w:hAnsi="Courier New" w:cs="Courier New"/>
+                <w:b/>
+                <w:bCs/>
+                <w:color w:val="4D4D4A"/>
+                <w:sz w:val="20"/>
+                <w:szCs w:val="20"/>
+                <w:lang w:val="en-IN" w:eastAsia="en-IN"/>
+              </w:rPr>
+              <w:t>log</w:t>
+            </w:r>
+            <w:r>
+              <w:rPr>
+                <w:rFonts w:ascii="Courier New" w:eastAsia="Times New Roman" w:hAnsi="Courier New" w:cs="Courier New"/>
+                <w:color w:val="4D4D4A"/>
+                <w:sz w:val="20"/>
+                <w:szCs w:val="20"/>
+                <w:lang w:val="en-IN" w:eastAsia="en-IN"/>
+              </w:rPr>
+              <w:t>.</w:t>
+            </w:r>
+            <w:r>
+              <w:rPr>
+                <w:rFonts w:ascii="Courier New" w:eastAsia="Times New Roman" w:hAnsi="Courier New" w:cs="Courier New"/>
+                <w:color w:val="1136B9"/>
+                <w:sz w:val="20"/>
+                <w:szCs w:val="20"/>
+                <w:lang w:val="en-IN" w:eastAsia="en-IN"/>
+              </w:rPr>
+              <w:t>isTraceEnabled</w:t>
+            </w:r>
+            <w:r>
+              <w:rPr>
+                <w:rFonts w:ascii="Courier New" w:eastAsia="Times New Roman" w:hAnsi="Courier New" w:cs="Courier New"/>
+                <w:color w:val="4D4D4A"/>
+                <w:sz w:val="20"/>
+                <w:szCs w:val="20"/>
+                <w:lang w:val="en-IN" w:eastAsia="en-IN"/>
+              </w:rPr>
+              <w:t>()) {</w:t>
+            </w:r>
+            <w:r>
+              <w:rPr>
+                <w:rFonts w:ascii="Courier New" w:eastAsia="Times New Roman" w:hAnsi="Courier New" w:cs="Courier New"/>
+                <w:color w:val="4D4D4A"/>
+                <w:sz w:val="20"/>
+                <w:szCs w:val="20"/>
+                <w:lang w:val="en-IN" w:eastAsia="en-IN"/>
+              </w:rPr>
+              <w:br/>
+              <w:t xml:space="preserve">        </w:t>
+            </w:r>
+            <w:r>
+              <w:rPr>
+                <w:rFonts w:ascii="Courier New" w:eastAsia="Times New Roman" w:hAnsi="Courier New" w:cs="Courier New"/>
+                <w:b/>
+                <w:bCs/>
+                <w:color w:val="4D4D4A"/>
+                <w:sz w:val="20"/>
+                <w:szCs w:val="20"/>
+                <w:lang w:val="en-IN" w:eastAsia="en-IN"/>
+              </w:rPr>
+              <w:t>log</w:t>
+            </w:r>
+            <w:r>
+              <w:rPr>
+                <w:rFonts w:ascii="Courier New" w:eastAsia="Times New Roman" w:hAnsi="Courier New" w:cs="Courier New"/>
+                <w:color w:val="4D4D4A"/>
+                <w:sz w:val="20"/>
+                <w:szCs w:val="20"/>
+                <w:lang w:val="en-IN" w:eastAsia="en-IN"/>
+              </w:rPr>
+              <w:t>.</w:t>
+            </w:r>
+            <w:r>
+              <w:rPr>
+                <w:rFonts w:ascii="Courier New" w:eastAsia="Times New Roman" w:hAnsi="Courier New" w:cs="Courier New"/>
+                <w:color w:val="1136B9"/>
+                <w:sz w:val="20"/>
+                <w:szCs w:val="20"/>
+                <w:lang w:val="en-IN" w:eastAsia="en-IN"/>
+              </w:rPr>
+              <w:t>trace</w:t>
+            </w:r>
+            <w:r>
+              <w:rPr>
+                <w:rFonts w:ascii="Courier New" w:eastAsia="Times New Roman" w:hAnsi="Courier New" w:cs="Courier New"/>
+                <w:color w:val="4D4D4A"/>
+                <w:sz w:val="20"/>
+                <w:szCs w:val="20"/>
+                <w:lang w:val="en-IN" w:eastAsia="en-IN"/>
+              </w:rPr>
+              <w:t>(</w:t>
+            </w:r>
+            <w:r>
+              <w:rPr>
+                <w:rFonts w:ascii="Courier New" w:eastAsia="Times New Roman" w:hAnsi="Courier New" w:cs="Courier New"/>
+                <w:color w:val="4D4D4A"/>
+                <w:sz w:val="20"/>
+                <w:szCs w:val="20"/>
+                <w:lang w:val="en-IN" w:eastAsia="en-IN"/>
+              </w:rPr>
+              <w:br/>
+              <w:t xml:space="preserve">                </w:t>
+            </w:r>
+            <w:r>
+              <w:rPr>
+                <w:rFonts w:ascii="Courier New" w:eastAsia="Times New Roman" w:hAnsi="Courier New" w:cs="Courier New"/>
+                <w:color w:val="0F92E3"/>
+                <w:sz w:val="20"/>
+                <w:szCs w:val="20"/>
+                <w:lang w:val="en-IN" w:eastAsia="en-IN"/>
+              </w:rPr>
+              <w:t>"Exit: {}.{}(). Time taken: {} millis"</w:t>
+            </w:r>
+            <w:r>
+              <w:rPr>
+                <w:rFonts w:ascii="Courier New" w:eastAsia="Times New Roman" w:hAnsi="Courier New" w:cs="Courier New"/>
+                <w:color w:val="EE5C09"/>
+                <w:sz w:val="20"/>
+                <w:szCs w:val="20"/>
+                <w:lang w:val="en-IN" w:eastAsia="en-IN"/>
+              </w:rPr>
+              <w:t>,</w:t>
+            </w:r>
+            <w:r>
+              <w:rPr>
+                <w:rFonts w:ascii="Courier New" w:eastAsia="Times New Roman" w:hAnsi="Courier New" w:cs="Courier New"/>
+                <w:color w:val="EE5C09"/>
+                <w:sz w:val="20"/>
+                <w:szCs w:val="20"/>
+                <w:lang w:val="en-IN" w:eastAsia="en-IN"/>
+              </w:rPr>
+              <w:br/>
+              <w:t xml:space="preserve">                </w:t>
+            </w:r>
+            <w:r>
+              <w:rPr>
+                <w:rFonts w:ascii="Courier New" w:eastAsia="Times New Roman" w:hAnsi="Courier New" w:cs="Courier New"/>
+                <w:i/>
+                <w:iCs/>
+                <w:color w:val="0F92E3"/>
+                <w:sz w:val="20"/>
+                <w:szCs w:val="20"/>
+                <w:lang w:val="en-IN" w:eastAsia="en-IN"/>
+              </w:rPr>
+              <w:t>joinPoint</w:t>
+            </w:r>
+            <w:r>
+              <w:rPr>
+                <w:rFonts w:ascii="Courier New" w:eastAsia="Times New Roman" w:hAnsi="Courier New" w:cs="Courier New"/>
+                <w:color w:val="4D4D4A"/>
+                <w:sz w:val="20"/>
+                <w:szCs w:val="20"/>
+                <w:lang w:val="en-IN" w:eastAsia="en-IN"/>
+              </w:rPr>
+              <w:t>.</w:t>
+            </w:r>
+            <w:r>
+              <w:rPr>
+                <w:rFonts w:ascii="Courier New" w:eastAsia="Times New Roman" w:hAnsi="Courier New" w:cs="Courier New"/>
+                <w:color w:val="1136B9"/>
+                <w:sz w:val="20"/>
+                <w:szCs w:val="20"/>
+                <w:lang w:val="en-IN" w:eastAsia="en-IN"/>
+              </w:rPr>
+              <w:t>getSignature</w:t>
+            </w:r>
+            <w:r>
+              <w:rPr>
+                <w:rFonts w:ascii="Courier New" w:eastAsia="Times New Roman" w:hAnsi="Courier New" w:cs="Courier New"/>
+                <w:color w:val="4D4D4A"/>
+                <w:sz w:val="20"/>
+                <w:szCs w:val="20"/>
+                <w:lang w:val="en-IN" w:eastAsia="en-IN"/>
+              </w:rPr>
+              <w:t>().</w:t>
+            </w:r>
+            <w:r>
+              <w:rPr>
+                <w:rFonts w:ascii="Courier New" w:eastAsia="Times New Roman" w:hAnsi="Courier New" w:cs="Courier New"/>
+                <w:color w:val="1136B9"/>
+                <w:sz w:val="20"/>
+                <w:szCs w:val="20"/>
+                <w:lang w:val="en-IN" w:eastAsia="en-IN"/>
+              </w:rPr>
+              <w:t>getDeclaringTypeName</w:t>
+            </w:r>
+            <w:r>
+              <w:rPr>
+                <w:rFonts w:ascii="Courier New" w:eastAsia="Times New Roman" w:hAnsi="Courier New" w:cs="Courier New"/>
+                <w:color w:val="4D4D4A"/>
+                <w:sz w:val="20"/>
+                <w:szCs w:val="20"/>
+                <w:lang w:val="en-IN" w:eastAsia="en-IN"/>
+              </w:rPr>
+              <w:t>()</w:t>
+            </w:r>
+            <w:r>
+              <w:rPr>
+                <w:rFonts w:ascii="Courier New" w:eastAsia="Times New Roman" w:hAnsi="Courier New" w:cs="Courier New"/>
+                <w:color w:val="EE5C09"/>
+                <w:sz w:val="20"/>
+                <w:szCs w:val="20"/>
+                <w:lang w:val="en-IN" w:eastAsia="en-IN"/>
+              </w:rPr>
+              <w:t>,</w:t>
+            </w:r>
+            <w:r>
+              <w:rPr>
+                <w:rFonts w:ascii="Courier New" w:eastAsia="Times New Roman" w:hAnsi="Courier New" w:cs="Courier New"/>
+                <w:color w:val="EE5C09"/>
+                <w:sz w:val="20"/>
+                <w:szCs w:val="20"/>
+                <w:lang w:val="en-IN" w:eastAsia="en-IN"/>
+              </w:rPr>
+              <w:br/>
+              <w:t xml:space="preserve">                </w:t>
+            </w:r>
+            <w:r>
+              <w:rPr>
+                <w:rFonts w:ascii="Courier New" w:eastAsia="Times New Roman" w:hAnsi="Courier New" w:cs="Courier New"/>
+                <w:i/>
+                <w:iCs/>
+                <w:color w:val="0F92E3"/>
+                <w:sz w:val="20"/>
+                <w:szCs w:val="20"/>
+                <w:lang w:val="en-IN" w:eastAsia="en-IN"/>
+              </w:rPr>
+              <w:t>joinPoint</w:t>
+            </w:r>
+            <w:r>
+              <w:rPr>
+                <w:rFonts w:ascii="Courier New" w:eastAsia="Times New Roman" w:hAnsi="Courier New" w:cs="Courier New"/>
+                <w:color w:val="4D4D4A"/>
+                <w:sz w:val="20"/>
+                <w:szCs w:val="20"/>
+                <w:lang w:val="en-IN" w:eastAsia="en-IN"/>
+              </w:rPr>
+              <w:t>.</w:t>
+            </w:r>
+            <w:r>
+              <w:rPr>
+                <w:rFonts w:ascii="Courier New" w:eastAsia="Times New Roman" w:hAnsi="Courier New" w:cs="Courier New"/>
+                <w:color w:val="1136B9"/>
+                <w:sz w:val="20"/>
+                <w:szCs w:val="20"/>
+                <w:lang w:val="en-IN" w:eastAsia="en-IN"/>
+              </w:rPr>
+              <w:t>getSignature</w:t>
+            </w:r>
+            <w:r>
+              <w:rPr>
+                <w:rFonts w:ascii="Courier New" w:eastAsia="Times New Roman" w:hAnsi="Courier New" w:cs="Courier New"/>
+                <w:color w:val="4D4D4A"/>
+                <w:sz w:val="20"/>
+                <w:szCs w:val="20"/>
+                <w:lang w:val="en-IN" w:eastAsia="en-IN"/>
+              </w:rPr>
+              <w:t>().</w:t>
+            </w:r>
+            <w:r>
+              <w:rPr>
+                <w:rFonts w:ascii="Courier New" w:eastAsia="Times New Roman" w:hAnsi="Courier New" w:cs="Courier New"/>
+                <w:color w:val="1136B9"/>
+                <w:sz w:val="20"/>
+                <w:szCs w:val="20"/>
+                <w:lang w:val="en-IN" w:eastAsia="en-IN"/>
+              </w:rPr>
+              <w:t>getName</w:t>
+            </w:r>
+            <w:r>
+              <w:rPr>
+                <w:rFonts w:ascii="Courier New" w:eastAsia="Times New Roman" w:hAnsi="Courier New" w:cs="Courier New"/>
+                <w:color w:val="4D4D4A"/>
+                <w:sz w:val="20"/>
+                <w:szCs w:val="20"/>
+                <w:lang w:val="en-IN" w:eastAsia="en-IN"/>
+              </w:rPr>
+              <w:t>()</w:t>
+            </w:r>
+            <w:r>
+              <w:rPr>
+                <w:rFonts w:ascii="Courier New" w:eastAsia="Times New Roman" w:hAnsi="Courier New" w:cs="Courier New"/>
+                <w:color w:val="EE5C09"/>
+                <w:sz w:val="20"/>
+                <w:szCs w:val="20"/>
+                <w:lang w:val="en-IN" w:eastAsia="en-IN"/>
+              </w:rPr>
+              <w:t>,</w:t>
+            </w:r>
+            <w:r>
+              <w:rPr>
+                <w:rFonts w:ascii="Courier New" w:eastAsia="Times New Roman" w:hAnsi="Courier New" w:cs="Courier New"/>
+                <w:color w:val="EE5C09"/>
+                <w:sz w:val="20"/>
+                <w:szCs w:val="20"/>
+                <w:lang w:val="en-IN" w:eastAsia="en-IN"/>
+              </w:rPr>
+              <w:br/>
+              <w:t xml:space="preserve">                </w:t>
+            </w:r>
+            <w:r>
+              <w:rPr>
+                <w:rFonts w:ascii="Courier New" w:eastAsia="Times New Roman" w:hAnsi="Courier New" w:cs="Courier New"/>
+                <w:color w:val="4D4D4A"/>
+                <w:sz w:val="20"/>
+                <w:szCs w:val="20"/>
+                <w:lang w:val="en-IN" w:eastAsia="en-IN"/>
+              </w:rPr>
+              <w:t xml:space="preserve">end </w:t>
+            </w:r>
+            <w:r>
+              <w:rPr>
+                <w:rFonts w:ascii="Courier New" w:eastAsia="Times New Roman" w:hAnsi="Courier New" w:cs="Courier New"/>
+                <w:color w:val="EE5C09"/>
+                <w:sz w:val="20"/>
+                <w:szCs w:val="20"/>
+                <w:lang w:val="en-IN" w:eastAsia="en-IN"/>
+              </w:rPr>
+              <w:t xml:space="preserve">- </w:t>
+            </w:r>
+            <w:r>
+              <w:rPr>
+                <w:rFonts w:ascii="Courier New" w:eastAsia="Times New Roman" w:hAnsi="Courier New" w:cs="Courier New"/>
+                <w:color w:val="4D4D4A"/>
+                <w:sz w:val="20"/>
+                <w:szCs w:val="20"/>
+                <w:lang w:val="en-IN" w:eastAsia="en-IN"/>
+              </w:rPr>
+              <w:t>start);</w:t>
+            </w:r>
+            <w:r>
+              <w:rPr>
+                <w:rFonts w:ascii="Courier New" w:eastAsia="Times New Roman" w:hAnsi="Courier New" w:cs="Courier New"/>
+                <w:color w:val="4D4D4A"/>
+                <w:sz w:val="20"/>
+                <w:szCs w:val="20"/>
+                <w:lang w:val="en-IN" w:eastAsia="en-IN"/>
+              </w:rPr>
+              <w:br/>
+              <w:t xml:space="preserve">    }</w:t>
+            </w:r>
+            <w:r>
+              <w:rPr>
+                <w:rFonts w:ascii="Courier New" w:eastAsia="Times New Roman" w:hAnsi="Courier New" w:cs="Courier New"/>
+                <w:color w:val="4D4D4A"/>
+                <w:sz w:val="20"/>
+                <w:szCs w:val="20"/>
+                <w:lang w:val="en-IN" w:eastAsia="en-IN"/>
+              </w:rPr>
+              <w:br/>
+              <w:t xml:space="preserve">    </w:t>
+            </w:r>
+            <w:r>
+              <w:rPr>
+                <w:rFonts w:ascii="Courier New" w:eastAsia="Times New Roman" w:hAnsi="Courier New" w:cs="Courier New"/>
+                <w:color w:val="13A78C"/>
+                <w:sz w:val="20"/>
+                <w:szCs w:val="20"/>
+                <w:lang w:val="en-IN" w:eastAsia="en-IN"/>
+              </w:rPr>
+              <w:t xml:space="preserve">return </w:t>
+            </w:r>
+            <w:r>
+              <w:rPr>
+                <w:rFonts w:ascii="Courier New" w:eastAsia="Times New Roman" w:hAnsi="Courier New" w:cs="Courier New"/>
+                <w:color w:val="4D4D4A"/>
+                <w:sz w:val="20"/>
+                <w:szCs w:val="20"/>
+                <w:lang w:val="en-IN" w:eastAsia="en-IN"/>
+              </w:rPr>
+              <w:t>result;</w:t>
+            </w:r>
+            <w:r>
+              <w:rPr>
+                <w:rFonts w:ascii="Courier New" w:eastAsia="Times New Roman" w:hAnsi="Courier New" w:cs="Courier New"/>
+                <w:color w:val="4D4D4A"/>
+                <w:sz w:val="20"/>
+                <w:szCs w:val="20"/>
+                <w:lang w:val="en-IN" w:eastAsia="en-IN"/>
+              </w:rPr>
+              <w:br/>
+              <w:t>}</w:t>
+            </w:r>
+          </w:p>
+          <w:p>
+            <w:r>
+              <w:t xml:space="preserve">here this around advice will be fired before and after join point </w:t>
+            </w:r>
+          </w:p>
+          <w:p>
+            <w:pPr>
+              <w:pStyle w:val="Heading1"/>
+              <w:rPr>
+                <w:rFonts w:ascii="Times New Roman" w:hAnsi="Times New Roman"/>
+                <w:sz w:val="48"/>
+                <w:lang w:val="en-IN"/>
+              </w:rPr>
+            </w:pPr>
+            <w:r>
+              <w:t xml:space="preserve">7. Why is it called </w:t>
+            </w:r>
+            <w:r>
+              <w:rPr>
+                <w:rStyle w:val="HTMLCode"/>
+                <w:rFonts w:eastAsiaTheme="majorEastAsia"/>
+              </w:rPr>
+              <w:t>@Around</w:t>
+            </w:r>
+            <w:r>
+              <w:t>?</w:t>
+            </w:r>
+          </w:p>
+          <w:p>
+            <w:pPr>
+              <w:spacing w:before="100" w:beforeAutospacing="1" w:after="100" w:afterAutospacing="1"/>
+            </w:pPr>
+            <w:r>
+              <w:t>Because it surrounds the actual method execution:</w:t>
+            </w:r>
+          </w:p>
+          <w:p>
+            <w:pPr>
+              <w:pStyle w:val="HTMLPreformatted"/>
+            </w:pPr>
+            <w:r>
+              <w:t xml:space="preserve">        @Around</w:t>
+            </w:r>
+          </w:p>
+          <w:p>
+            <w:pPr>
+              <w:pStyle w:val="HTMLPreformatted"/>
+            </w:pPr>
+            <w:r>
+              <w:t xml:space="preserve">     ┌─────────────┐</w:t>
+            </w:r>
+          </w:p>
+          <w:p>
+            <w:pPr>
+              <w:pStyle w:val="HTMLPreformatted"/>
+            </w:pPr>
+            <w:r>
+              <w:t xml:space="preserve">     │ Before      │</w:t>
+            </w:r>
+          </w:p>
+          <w:p>
+            <w:pPr>
+              <w:pStyle w:val="HTMLPreformatted"/>
+            </w:pPr>
+            <w:r>
+              <w:t xml:space="preserve">     │             │</w:t>
+            </w:r>
+          </w:p>
+          <w:p>
+            <w:pPr>
+              <w:pStyle w:val="HTMLPreformatted"/>
+            </w:pPr>
+            <w:r>
+              <w:t xml:space="preserve">     │ actual      │</w:t>
+            </w:r>
+          </w:p>
+          <w:p>
+            <w:pPr>
+              <w:pStyle w:val="HTMLPreformatted"/>
+            </w:pPr>
+            <w:r>
+              <w:t xml:space="preserve">     │ method      │</w:t>
+            </w:r>
+          </w:p>
+          <w:p>
+            <w:pPr>
+              <w:pStyle w:val="HTMLPreformatted"/>
+            </w:pPr>
+            <w:r>
+              <w:t xml:space="preserve">     │             │</w:t>
+            </w:r>
+          </w:p>
+          <w:p>
+            <w:pPr>
+              <w:pStyle w:val="HTMLPreformatted"/>
+            </w:pPr>
+            <w:r>
+              <w:t xml:space="preserve">     │ After       │</w:t>
+            </w:r>
+          </w:p>
+          <w:p>
+            <w:pPr>
+              <w:pStyle w:val="HTMLPreformatted"/>
+            </w:pPr>
+            <w:r>
+              <w:t xml:space="preserve">     └─────────────┘</w:t>
+            </w:r>
+          </w:p>
+          <w:p>
+            <w:pPr>
+              <w:pStyle w:val="NormalWeb"/>
+            </w:pPr>
+            <w:r>
+              <w:t xml:space="preserve">That's why </w:t>
+            </w:r>
+            <w:r>
+              <w:rPr>
+                <w:rStyle w:val="HTMLCode"/>
+                <w:rFonts w:eastAsiaTheme="majorEastAsia"/>
+              </w:rPr>
+              <w:t>@Around</w:t>
+            </w:r>
+            <w:r>
+              <w:t xml:space="preserve"> is powerful.</w:t>
+            </w:r>
+          </w:p>
+          <w:p>
+            <w:bookmarkStart w:id="0" w:name="_GoBack"/>
+            <w:bookmarkEnd w:id="0"/>
+          </w:p>
+        </w:tc>
+      </w:tr>
+    </w:tbl>
+    <w:p/>
+    <w:p>
       <w:pPr>
         <w:pStyle w:val="Heading1"/>
-        <w:rPr>
-          <w:lang w:val="en-US"/>
-        </w:rPr>
-      </w:pPr>
-      <w:r>
-        <w:rPr>
-          <w:lang w:val="en-US"/>
-        </w:rPr>
-        <w:lastRenderedPageBreak/>
+      </w:pPr>
+      <w:r>
         <w:t>Package names</w:t>
+      </w:r>
+    </w:p>
+    <w:p/>
+    <w:p>
+      <w:r>
+        <w:t>Configuration-config</w:t>
       </w:r>
     </w:p>
     <w:p>
-      <w:pPr>
-        <w:rPr>
-          <w:lang w:val="en-US"/>
-        </w:rPr>
-      </w:pPr>
+      <w:r>
+        <w:lastRenderedPageBreak/>
+        <w:t>Constants</w:t>
+      </w:r>
     </w:p>
     <w:p>
-      <w:pPr>
-        <w:rPr>
-          <w:lang w:val="en-US"/>
-        </w:rPr>
-      </w:pPr>
-      <w:r>
-        <w:rPr>
-          <w:lang w:val="en-US"/>
-        </w:rPr>
-        <w:t>Configuration-config</w:t>
+      <w:r>
+        <w:t>Controller</w:t>
       </w:r>
     </w:p>
     <w:p>
-      <w:pPr>
-        <w:rPr>
-          <w:lang w:val="en-US"/>
-        </w:rPr>
-      </w:pPr>
-      <w:r>
-        <w:rPr>
-          <w:lang w:val="en-US"/>
-        </w:rPr>
-        <w:t>Constants</w:t>
+      <w:r>
+        <w:t>Domain</w:t>
       </w:r>
     </w:p>
     <w:p>
-      <w:pPr>
-        <w:rPr>
-          <w:lang w:val="en-US"/>
-        </w:rPr>
-      </w:pPr>
-      <w:r>
-        <w:rPr>
-          <w:lang w:val="en-US"/>
-        </w:rPr>
-        <w:t>Controller</w:t>
+      <w:r>
+        <w:t>Exception</w:t>
       </w:r>
     </w:p>
     <w:p>
-      <w:pPr>
-        <w:rPr>
-          <w:lang w:val="en-US"/>
-        </w:rPr>
-      </w:pPr>
-      <w:r>
-        <w:rPr>
-          <w:lang w:val="en-US"/>
-        </w:rPr>
-        <w:t>Domain</w:t>
+      <w:r>
+        <w:t>Integration – when u are calling other RESTful services</w:t>
       </w:r>
     </w:p>
     <w:p>
-      <w:pPr>
-        <w:rPr>
-          <w:lang w:val="en-US"/>
-        </w:rPr>
-      </w:pPr>
-      <w:r>
-        <w:rPr>
-          <w:lang w:val="en-US"/>
-        </w:rPr>
-        <w:t>Exception</w:t>
+      <w:r>
+        <w:t>healthCheck</w:t>
       </w:r>
     </w:p>
     <w:p>
-      <w:pPr>
-        <w:rPr>
-          <w:lang w:val="en-US"/>
-        </w:rPr>
-      </w:pPr>
-      <w:r>
-        <w:rPr>
-          <w:lang w:val="en-US"/>
-        </w:rPr>
-        <w:t>Integration – when u are calling other RESTful services</w:t>
+      <w:r>
+        <w:t>Listener</w:t>
       </w:r>
     </w:p>
     <w:p>
-      <w:pPr>
-        <w:rPr>
-          <w:lang w:val="en-US"/>
-        </w:rPr>
-      </w:pPr>
-      <w:r>
-        <w:rPr>
-          <w:lang w:val="en-US"/>
-        </w:rPr>
-        <w:t>healthCheck</w:t>
+      <w:r>
+        <w:t>Repository</w:t>
       </w:r>
     </w:p>
     <w:p>
-      <w:pPr>
-        <w:rPr>
-          <w:lang w:val="en-US"/>
-        </w:rPr>
-      </w:pPr>
-      <w:r>
-        <w:rPr>
-          <w:lang w:val="en-US"/>
-        </w:rPr>
-        <w:t>Listener</w:t>
+      <w:r>
+        <w:t>Schedulers</w:t>
       </w:r>
     </w:p>
     <w:p>
-      <w:pPr>
-        <w:rPr>
-          <w:lang w:val="en-US"/>
-        </w:rPr>
-      </w:pPr>
-      <w:r>
-        <w:rPr>
-          <w:lang w:val="en-US"/>
-        </w:rPr>
-        <w:t>Repository</w:t>
+      <w:r>
+        <w:t>Service</w:t>
       </w:r>
     </w:p>
     <w:p>
-      <w:pPr>
-        <w:rPr>
-          <w:lang w:val="en-US"/>
-        </w:rPr>
-      </w:pPr>
-      <w:r>
-        <w:rPr>
-          <w:lang w:val="en-US"/>
-        </w:rPr>
-        <w:t>Schedulers</w:t>
+      <w:r>
+        <w:t>web</w:t>
       </w:r>
     </w:p>
     <w:p>
-      <w:pPr>
-        <w:rPr>
-          <w:lang w:val="en-US"/>
-        </w:rPr>
-      </w:pPr>
-      <w:r>
-        <w:rPr>
-          <w:lang w:val="en-US"/>
-        </w:rPr>
-        <w:t>Service</w:t>
+      <w:r>
+        <w:t>Util</w:t>
       </w:r>
     </w:p>
-    <w:p>
-      <w:pPr>
-        <w:rPr>
-          <w:lang w:val="en-US"/>
-        </w:rPr>
-      </w:pPr>
-      <w:r>
-        <w:rPr>
-          <w:lang w:val="en-US"/>
-        </w:rPr>
-        <w:t>web</w:t>
-      </w:r>
-    </w:p>
-    <w:p>
-      <w:pPr>
-        <w:rPr>
-          <w:lang w:val="en-US"/>
-        </w:rPr>
-      </w:pPr>
-      <w:r>
-        <w:rPr>
-          <w:lang w:val="en-US"/>
-        </w:rPr>
-        <w:t>Util</w:t>
-      </w:r>
-    </w:p>
-    <w:p>
-      <w:pPr>
-        <w:rPr>
-          <w:lang w:val="en-US"/>
-        </w:rPr>
-      </w:pPr>
-    </w:p>
+    <w:p/>
     <w:sectPr>
       <w:pgSz w:w="24480" w:h="15840" w:orient="landscape" w:code="3"/>
       <w:pgMar w:top="1440" w:right="1440" w:bottom="1440" w:left="1440" w:header="708" w:footer="708" w:gutter="0"/>
@@ -3873,6 +4529,95 @@
 <file path=word/numbering.xml><?xml version="1.0" encoding="utf-8"?>
 <w:numbering xmlns:wpc="http://schemas.microsoft.com/office/word/2010/wordprocessingCanvas" xmlns:mc="http://schemas.openxmlformats.org/markup-compatibility/2006" xmlns:o="urn:schemas-microsoft-com:office:office" xmlns:r="http://schemas.openxmlformats.org/officeDocument/2006/relationships" xmlns:m="http://schemas.openxmlformats.org/officeDocument/2006/math" xmlns:v="urn:schemas-microsoft-com:vml" xmlns:wp14="http://schemas.microsoft.com/office/word/2010/wordprocessingDrawing" xmlns:wp="http://schemas.openxmlformats.org/drawingml/2006/wordprocessingDrawing" xmlns:w10="urn:schemas-microsoft-com:office:word" xmlns:w="http://schemas.openxmlformats.org/wordprocessingml/2006/main" xmlns:w14="http://schemas.microsoft.com/office/word/2010/wordml" xmlns:w15="http://schemas.microsoft.com/office/word/2012/wordml" xmlns:wpg="http://schemas.microsoft.com/office/word/2010/wordprocessingGroup" xmlns:wpi="http://schemas.microsoft.com/office/word/2010/wordprocessingInk" xmlns:wne="http://schemas.microsoft.com/office/word/2006/wordml" xmlns:wps="http://schemas.microsoft.com/office/word/2010/wordprocessingShape" mc:Ignorable="w14 w15 wp14">
   <w:abstractNum w:abstractNumId="0">
+    <w:nsid w:val="0C2630C5"/>
+    <w:multiLevelType w:val="hybridMultilevel"/>
+    <w:tmpl w:val="ADE49AF0"/>
+    <w:lvl w:ilvl="0" w:tplc="40090011">
+      <w:start w:val="1"/>
+      <w:numFmt w:val="decimal"/>
+      <w:lvlText w:val="%1)"/>
+      <w:lvlJc w:val="left"/>
+      <w:pPr>
+        <w:ind w:left="720" w:hanging="360"/>
+      </w:pPr>
+      <w:rPr>
+        <w:rFonts w:hint="default"/>
+      </w:rPr>
+    </w:lvl>
+    <w:lvl w:ilvl="1" w:tplc="40090019" w:tentative="1">
+      <w:start w:val="1"/>
+      <w:numFmt w:val="lowerLetter"/>
+      <w:lvlText w:val="%2."/>
+      <w:lvlJc w:val="left"/>
+      <w:pPr>
+        <w:ind w:left="1440" w:hanging="360"/>
+      </w:pPr>
+    </w:lvl>
+    <w:lvl w:ilvl="2" w:tplc="4009001B" w:tentative="1">
+      <w:start w:val="1"/>
+      <w:numFmt w:val="lowerRoman"/>
+      <w:lvlText w:val="%3."/>
+      <w:lvlJc w:val="right"/>
+      <w:pPr>
+        <w:ind w:left="2160" w:hanging="180"/>
+      </w:pPr>
+    </w:lvl>
+    <w:lvl w:ilvl="3" w:tplc="4009000F" w:tentative="1">
+      <w:start w:val="1"/>
+      <w:numFmt w:val="decimal"/>
+      <w:lvlText w:val="%4."/>
+      <w:lvlJc w:val="left"/>
+      <w:pPr>
+        <w:ind w:left="2880" w:hanging="360"/>
+      </w:pPr>
+    </w:lvl>
+    <w:lvl w:ilvl="4" w:tplc="40090019" w:tentative="1">
+      <w:start w:val="1"/>
+      <w:numFmt w:val="lowerLetter"/>
+      <w:lvlText w:val="%5."/>
+      <w:lvlJc w:val="left"/>
+      <w:pPr>
+        <w:ind w:left="3600" w:hanging="360"/>
+      </w:pPr>
+    </w:lvl>
+    <w:lvl w:ilvl="5" w:tplc="4009001B" w:tentative="1">
+      <w:start w:val="1"/>
+      <w:numFmt w:val="lowerRoman"/>
+      <w:lvlText w:val="%6."/>
+      <w:lvlJc w:val="right"/>
+      <w:pPr>
+        <w:ind w:left="4320" w:hanging="180"/>
+      </w:pPr>
+    </w:lvl>
+    <w:lvl w:ilvl="6" w:tplc="4009000F" w:tentative="1">
+      <w:start w:val="1"/>
+      <w:numFmt w:val="decimal"/>
+      <w:lvlText w:val="%7."/>
+      <w:lvlJc w:val="left"/>
+      <w:pPr>
+        <w:ind w:left="5040" w:hanging="360"/>
+      </w:pPr>
+    </w:lvl>
+    <w:lvl w:ilvl="7" w:tplc="40090019" w:tentative="1">
+      <w:start w:val="1"/>
+      <w:numFmt w:val="lowerLetter"/>
+      <w:lvlText w:val="%8."/>
+      <w:lvlJc w:val="left"/>
+      <w:pPr>
+        <w:ind w:left="5760" w:hanging="360"/>
+      </w:pPr>
+    </w:lvl>
+    <w:lvl w:ilvl="8" w:tplc="4009001B" w:tentative="1">
+      <w:start w:val="1"/>
+      <w:numFmt w:val="lowerRoman"/>
+      <w:lvlText w:val="%9."/>
+      <w:lvlJc w:val="right"/>
+      <w:pPr>
+        <w:ind w:left="6480" w:hanging="180"/>
+      </w:pPr>
+    </w:lvl>
+  </w:abstractNum>
+  <w:abstractNum w:abstractNumId="1">
     <w:nsid w:val="0F7B2608"/>
     <w:multiLevelType w:val="hybridMultilevel"/>
     <w:tmpl w:val="211EDB94"/>
@@ -3961,7 +4706,7 @@
       </w:pPr>
     </w:lvl>
   </w:abstractNum>
-  <w:abstractNum w:abstractNumId="1">
+  <w:abstractNum w:abstractNumId="2">
     <w:nsid w:val="1C6451F6"/>
     <w:multiLevelType w:val="hybridMultilevel"/>
     <w:tmpl w:val="F4B20648"/>
@@ -4050,7 +4795,96 @@
       </w:pPr>
     </w:lvl>
   </w:abstractNum>
-  <w:abstractNum w:abstractNumId="2">
+  <w:abstractNum w:abstractNumId="3">
+    <w:nsid w:val="29847583"/>
+    <w:multiLevelType w:val="hybridMultilevel"/>
+    <w:tmpl w:val="ADE49AF0"/>
+    <w:lvl w:ilvl="0" w:tplc="40090011">
+      <w:start w:val="1"/>
+      <w:numFmt w:val="decimal"/>
+      <w:lvlText w:val="%1)"/>
+      <w:lvlJc w:val="left"/>
+      <w:pPr>
+        <w:ind w:left="720" w:hanging="360"/>
+      </w:pPr>
+      <w:rPr>
+        <w:rFonts w:hint="default"/>
+      </w:rPr>
+    </w:lvl>
+    <w:lvl w:ilvl="1" w:tplc="40090019" w:tentative="1">
+      <w:start w:val="1"/>
+      <w:numFmt w:val="lowerLetter"/>
+      <w:lvlText w:val="%2."/>
+      <w:lvlJc w:val="left"/>
+      <w:pPr>
+        <w:ind w:left="1440" w:hanging="360"/>
+      </w:pPr>
+    </w:lvl>
+    <w:lvl w:ilvl="2" w:tplc="4009001B" w:tentative="1">
+      <w:start w:val="1"/>
+      <w:numFmt w:val="lowerRoman"/>
+      <w:lvlText w:val="%3."/>
+      <w:lvlJc w:val="right"/>
+      <w:pPr>
+        <w:ind w:left="2160" w:hanging="180"/>
+      </w:pPr>
+    </w:lvl>
+    <w:lvl w:ilvl="3" w:tplc="4009000F" w:tentative="1">
+      <w:start w:val="1"/>
+      <w:numFmt w:val="decimal"/>
+      <w:lvlText w:val="%4."/>
+      <w:lvlJc w:val="left"/>
+      <w:pPr>
+        <w:ind w:left="2880" w:hanging="360"/>
+      </w:pPr>
+    </w:lvl>
+    <w:lvl w:ilvl="4" w:tplc="40090019" w:tentative="1">
+      <w:start w:val="1"/>
+      <w:numFmt w:val="lowerLetter"/>
+      <w:lvlText w:val="%5."/>
+      <w:lvlJc w:val="left"/>
+      <w:pPr>
+        <w:ind w:left="3600" w:hanging="360"/>
+      </w:pPr>
+    </w:lvl>
+    <w:lvl w:ilvl="5" w:tplc="4009001B" w:tentative="1">
+      <w:start w:val="1"/>
+      <w:numFmt w:val="lowerRoman"/>
+      <w:lvlText w:val="%6."/>
+      <w:lvlJc w:val="right"/>
+      <w:pPr>
+        <w:ind w:left="4320" w:hanging="180"/>
+      </w:pPr>
+    </w:lvl>
+    <w:lvl w:ilvl="6" w:tplc="4009000F" w:tentative="1">
+      <w:start w:val="1"/>
+      <w:numFmt w:val="decimal"/>
+      <w:lvlText w:val="%7."/>
+      <w:lvlJc w:val="left"/>
+      <w:pPr>
+        <w:ind w:left="5040" w:hanging="360"/>
+      </w:pPr>
+    </w:lvl>
+    <w:lvl w:ilvl="7" w:tplc="40090019" w:tentative="1">
+      <w:start w:val="1"/>
+      <w:numFmt w:val="lowerLetter"/>
+      <w:lvlText w:val="%8."/>
+      <w:lvlJc w:val="left"/>
+      <w:pPr>
+        <w:ind w:left="5760" w:hanging="360"/>
+      </w:pPr>
+    </w:lvl>
+    <w:lvl w:ilvl="8" w:tplc="4009001B" w:tentative="1">
+      <w:start w:val="1"/>
+      <w:numFmt w:val="lowerRoman"/>
+      <w:lvlText w:val="%9."/>
+      <w:lvlJc w:val="right"/>
+      <w:pPr>
+        <w:ind w:left="6480" w:hanging="180"/>
+      </w:pPr>
+    </w:lvl>
+  </w:abstractNum>
+  <w:abstractNum w:abstractNumId="4">
     <w:nsid w:val="42FB51DB"/>
     <w:multiLevelType w:val="hybridMultilevel"/>
     <w:tmpl w:val="734458C8"/>
@@ -4139,7 +4973,7 @@
       </w:pPr>
     </w:lvl>
   </w:abstractNum>
-  <w:abstractNum w:abstractNumId="3">
+  <w:abstractNum w:abstractNumId="5">
     <w:nsid w:val="6B2F4967"/>
     <w:multiLevelType w:val="hybridMultilevel"/>
     <w:tmpl w:val="C76E5120"/>
@@ -4228,7 +5062,7 @@
       </w:pPr>
     </w:lvl>
   </w:abstractNum>
-  <w:abstractNum w:abstractNumId="4">
+  <w:abstractNum w:abstractNumId="6">
     <w:nsid w:val="70471AF1"/>
     <w:multiLevelType w:val="hybridMultilevel"/>
     <w:tmpl w:val="E6C6C4B8"/>
@@ -4317,7 +5151,7 @@
       </w:pPr>
     </w:lvl>
   </w:abstractNum>
-  <w:abstractNum w:abstractNumId="5">
+  <w:abstractNum w:abstractNumId="7">
     <w:nsid w:val="727B1D6A"/>
     <w:multiLevelType w:val="hybridMultilevel"/>
     <w:tmpl w:val="73A4F1B0"/>
@@ -4407,22 +5241,28 @@
     </w:lvl>
   </w:abstractNum>
   <w:num w:numId="1">
+    <w:abstractNumId w:val="4"/>
+  </w:num>
+  <w:num w:numId="2">
+    <w:abstractNumId w:val="5"/>
+  </w:num>
+  <w:num w:numId="3">
+    <w:abstractNumId w:val="1"/>
+  </w:num>
+  <w:num w:numId="4">
     <w:abstractNumId w:val="2"/>
   </w:num>
-  <w:num w:numId="2">
+  <w:num w:numId="5">
+    <w:abstractNumId w:val="6"/>
+  </w:num>
+  <w:num w:numId="6">
+    <w:abstractNumId w:val="7"/>
+  </w:num>
+  <w:num w:numId="7">
     <w:abstractNumId w:val="3"/>
   </w:num>
-  <w:num w:numId="3">
+  <w:num w:numId="8">
     <w:abstractNumId w:val="0"/>
-  </w:num>
-  <w:num w:numId="4">
-    <w:abstractNumId w:val="1"/>
-  </w:num>
-  <w:num w:numId="5">
-    <w:abstractNumId w:val="4"/>
-  </w:num>
-  <w:num w:numId="6">
-    <w:abstractNumId w:val="5"/>
   </w:num>
 </w:numbering>
 </file>
@@ -4820,10 +5660,14 @@
   <w:style w:type="paragraph" w:default="1" w:styleId="Normal">
     <w:name w:val="Normal"/>
     <w:qFormat/>
-    <w:rsid w:val="00C53C78"/>
+    <w:rsid w:val="00B51916"/>
+    <w:pPr>
+      <w:spacing w:after="0"/>
+    </w:pPr>
     <w:rPr>
       <w:rFonts w:ascii="Malgun Gothic" w:hAnsi="Malgun Gothic"/>
       <w:sz w:val="24"/>
+      <w:lang w:val="en-US"/>
     </w:rPr>
   </w:style>
   <w:style w:type="paragraph" w:styleId="Heading1">
@@ -4837,7 +5681,7 @@
     <w:pPr>
       <w:keepNext/>
       <w:keepLines/>
-      <w:spacing w:before="240" w:after="0"/>
+      <w:spacing w:before="240"/>
       <w:outlineLvl w:val="0"/>
     </w:pPr>
     <w:rPr>
@@ -4859,7 +5703,7 @@
     <w:pPr>
       <w:keepNext/>
       <w:keepLines/>
-      <w:spacing w:before="40" w:after="0"/>
+      <w:spacing w:before="40"/>
       <w:outlineLvl w:val="1"/>
     </w:pPr>
     <w:rPr>
@@ -4867,6 +5711,27 @@
       <w:color w:val="2E74B5" w:themeColor="accent1" w:themeShade="BF"/>
       <w:sz w:val="26"/>
       <w:szCs w:val="26"/>
+    </w:rPr>
+  </w:style>
+  <w:style w:type="paragraph" w:styleId="Heading3">
+    <w:name w:val="heading 3"/>
+    <w:basedOn w:val="Normal"/>
+    <w:next w:val="Normal"/>
+    <w:link w:val="Heading3Char"/>
+    <w:uiPriority w:val="9"/>
+    <w:unhideWhenUsed/>
+    <w:qFormat/>
+    <w:rsid w:val="003900EF"/>
+    <w:pPr>
+      <w:keepNext/>
+      <w:keepLines/>
+      <w:spacing w:before="40"/>
+      <w:outlineLvl w:val="2"/>
+    </w:pPr>
+    <w:rPr>
+      <w:rFonts w:asciiTheme="majorHAnsi" w:eastAsiaTheme="majorEastAsia" w:hAnsiTheme="majorHAnsi" w:cstheme="majorBidi"/>
+      <w:color w:val="1F4D78" w:themeColor="accent1" w:themeShade="7F"/>
+      <w:szCs w:val="24"/>
     </w:rPr>
   </w:style>
   <w:style w:type="character" w:default="1" w:styleId="DefaultParagraphFont">
@@ -5040,7 +5905,6 @@
     <w:name w:val="Normal (Web)"/>
     <w:basedOn w:val="Normal"/>
     <w:uiPriority w:val="99"/>
-    <w:semiHidden/>
     <w:unhideWhenUsed/>
     <w:rsid w:val="00E01AB4"/>
     <w:pPr>
@@ -5057,7 +5921,6 @@
     <w:basedOn w:val="Normal"/>
     <w:link w:val="HTMLPreformattedChar"/>
     <w:uiPriority w:val="99"/>
-    <w:semiHidden/>
     <w:unhideWhenUsed/>
     <w:rsid w:val="00E01AB4"/>
     <w:pPr>
@@ -5079,7 +5942,7 @@
         <w:tab w:val="left" w:pos="13740"/>
         <w:tab w:val="left" w:pos="14656"/>
       </w:tabs>
-      <w:spacing w:after="0" w:line="240" w:lineRule="auto"/>
+      <w:spacing w:line="240" w:lineRule="auto"/>
     </w:pPr>
     <w:rPr>
       <w:rFonts w:ascii="Courier New" w:eastAsia="Times New Roman" w:hAnsi="Courier New" w:cs="Courier New"/>
@@ -5093,7 +5956,6 @@
     <w:basedOn w:val="DefaultParagraphFont"/>
     <w:link w:val="HTMLPreformatted"/>
     <w:uiPriority w:val="99"/>
-    <w:semiHidden/>
     <w:rsid w:val="00E01AB4"/>
     <w:rPr>
       <w:rFonts w:ascii="Courier New" w:eastAsia="Times New Roman" w:hAnsi="Courier New" w:cs="Courier New"/>
@@ -5134,6 +5996,43 @@
     <w:name w:val="ͼo"/>
     <w:basedOn w:val="DefaultParagraphFont"/>
     <w:rsid w:val="006515F2"/>
+  </w:style>
+  <w:style w:type="character" w:customStyle="1" w:styleId="Heading3Char">
+    <w:name w:val="Heading 3 Char"/>
+    <w:basedOn w:val="DefaultParagraphFont"/>
+    <w:link w:val="Heading3"/>
+    <w:uiPriority w:val="9"/>
+    <w:rsid w:val="003900EF"/>
+    <w:rPr>
+      <w:rFonts w:asciiTheme="majorHAnsi" w:eastAsiaTheme="majorEastAsia" w:hAnsiTheme="majorHAnsi" w:cstheme="majorBidi"/>
+      <w:color w:val="1F4D78" w:themeColor="accent1" w:themeShade="7F"/>
+      <w:sz w:val="24"/>
+      <w:szCs w:val="24"/>
+    </w:rPr>
+  </w:style>
+  <w:style w:type="paragraph" w:customStyle="1" w:styleId="pdq2pgselectionanchorcontainer">
+    <w:name w:val="pdq2pg_selectionanchorcontainer"/>
+    <w:basedOn w:val="Normal"/>
+    <w:rsid w:val="002671F3"/>
+    <w:pPr>
+      <w:spacing w:before="100" w:beforeAutospacing="1" w:after="100" w:afterAutospacing="1" w:line="240" w:lineRule="auto"/>
+    </w:pPr>
+    <w:rPr>
+      <w:rFonts w:ascii="Times New Roman" w:eastAsia="Times New Roman" w:hAnsi="Times New Roman" w:cs="Times New Roman"/>
+      <w:szCs w:val="24"/>
+      <w:lang w:val="en-IN" w:eastAsia="en-IN"/>
+    </w:rPr>
+  </w:style>
+  <w:style w:type="character" w:styleId="Strong">
+    <w:name w:val="Strong"/>
+    <w:basedOn w:val="DefaultParagraphFont"/>
+    <w:uiPriority w:val="22"/>
+    <w:qFormat/>
+    <w:rsid w:val="002671F3"/>
+    <w:rPr>
+      <w:b/>
+      <w:bCs/>
+    </w:rPr>
   </w:style>
 </w:styles>
 </file>
